--- a/document/毕业设计项目说明表 _软件技术.docx
+++ b/document/毕业设计项目说明表 _软件技术.docx
@@ -92,22 +92,6 @@
         <w:gridCol w:w="1818"/>
       </w:tblGrid>
       <w:tr>
-        <w:tblPrEx>
-          <w:tblBorders>
-            <w:top w:val="single" w:color="auto" w:sz="4" w:space="0"/>
-            <w:left w:val="single" w:color="auto" w:sz="4" w:space="0"/>
-            <w:bottom w:val="single" w:color="auto" w:sz="4" w:space="0"/>
-            <w:right w:val="single" w:color="auto" w:sz="4" w:space="0"/>
-            <w:insideH w:val="single" w:color="auto" w:sz="4" w:space="0"/>
-            <w:insideV w:val="single" w:color="auto" w:sz="4" w:space="0"/>
-          </w:tblBorders>
-          <w:tblCellMar>
-            <w:top w:w="0" w:type="dxa"/>
-            <w:left w:w="108" w:type="dxa"/>
-            <w:bottom w:w="0" w:type="dxa"/>
-            <w:right w:w="108" w:type="dxa"/>
-          </w:tblCellMar>
-        </w:tblPrEx>
         <w:trPr>
           <w:trHeight w:val="680" w:hRule="atLeast"/>
         </w:trPr>
@@ -145,7 +129,7 @@
             </w:pPr>
             <w:r>
               <w:rPr>
-                <w:rFonts w:ascii="Helvetica" w:hAnsi="Helvetica" w:eastAsia="Helvetica" w:cs="Helvetica"/>
+                <w:rFonts w:hint="eastAsia" w:ascii="Helvetica" w:hAnsi="Helvetica" w:eastAsia="Helvetica" w:cs="Helvetica"/>
                 <w:i w:val="0"/>
                 <w:iCs w:val="0"/>
                 <w:caps w:val="0"/>
@@ -155,28 +139,12 @@
                 <w:szCs w:val="27"/>
                 <w:shd w:val="clear" w:fill="FFFFFF"/>
               </w:rPr>
-              <w:t>视觉大模型赋能中小微企业财务管理工具</w:t>
+              <w:t>智账一体基于多模态OCR的中小微企业票据智能账务核算系统</w:t>
             </w:r>
           </w:p>
         </w:tc>
       </w:tr>
       <w:tr>
-        <w:tblPrEx>
-          <w:tblBorders>
-            <w:top w:val="single" w:color="auto" w:sz="4" w:space="0"/>
-            <w:left w:val="single" w:color="auto" w:sz="4" w:space="0"/>
-            <w:bottom w:val="single" w:color="auto" w:sz="4" w:space="0"/>
-            <w:right w:val="single" w:color="auto" w:sz="4" w:space="0"/>
-            <w:insideH w:val="single" w:color="auto" w:sz="4" w:space="0"/>
-            <w:insideV w:val="single" w:color="auto" w:sz="4" w:space="0"/>
-          </w:tblBorders>
-          <w:tblCellMar>
-            <w:top w:w="0" w:type="dxa"/>
-            <w:left w:w="108" w:type="dxa"/>
-            <w:bottom w:w="0" w:type="dxa"/>
-            <w:right w:w="108" w:type="dxa"/>
-          </w:tblCellMar>
-        </w:tblPrEx>
         <w:trPr>
           <w:trHeight w:val="680" w:hRule="atLeast"/>
         </w:trPr>
@@ -261,22 +229,6 @@
         </w:tc>
       </w:tr>
       <w:tr>
-        <w:tblPrEx>
-          <w:tblBorders>
-            <w:top w:val="single" w:color="auto" w:sz="4" w:space="0"/>
-            <w:left w:val="single" w:color="auto" w:sz="4" w:space="0"/>
-            <w:bottom w:val="single" w:color="auto" w:sz="4" w:space="0"/>
-            <w:right w:val="single" w:color="auto" w:sz="4" w:space="0"/>
-            <w:insideH w:val="single" w:color="auto" w:sz="4" w:space="0"/>
-            <w:insideV w:val="single" w:color="auto" w:sz="4" w:space="0"/>
-          </w:tblBorders>
-          <w:tblCellMar>
-            <w:top w:w="0" w:type="dxa"/>
-            <w:left w:w="108" w:type="dxa"/>
-            <w:bottom w:w="0" w:type="dxa"/>
-            <w:right w:w="108" w:type="dxa"/>
-          </w:tblCellMar>
-        </w:tblPrEx>
         <w:trPr>
           <w:trHeight w:val="680" w:hRule="atLeast"/>
         </w:trPr>
@@ -355,15 +307,10 @@
               <w:rPr>
                 <w:rFonts w:hint="eastAsia"/>
               </w:rPr>
-              <w:t xml:space="preserve"> + Flas</w:t>
-            </w:r>
-            <w:r>
-              <w:rPr>
-                <w:rFonts w:hint="eastAsia"/>
-                <w:lang w:val="en-US" w:eastAsia="zh-CN"/>
-              </w:rPr>
-              <w:t>k</w:t>
-            </w:r>
+              <w:t xml:space="preserve"> + </w:t>
+            </w:r>
+            <w:bookmarkStart w:id="0" w:name="_GoBack"/>
+            <w:bookmarkEnd w:id="0"/>
             <w:r>
               <w:rPr>
                 <w:rFonts w:hint="eastAsia"/>
@@ -374,22 +321,6 @@
         </w:tc>
       </w:tr>
       <w:tr>
-        <w:tblPrEx>
-          <w:tblBorders>
-            <w:top w:val="single" w:color="auto" w:sz="4" w:space="0"/>
-            <w:left w:val="single" w:color="auto" w:sz="4" w:space="0"/>
-            <w:bottom w:val="single" w:color="auto" w:sz="4" w:space="0"/>
-            <w:right w:val="single" w:color="auto" w:sz="4" w:space="0"/>
-            <w:insideH w:val="single" w:color="auto" w:sz="4" w:space="0"/>
-            <w:insideV w:val="single" w:color="auto" w:sz="4" w:space="0"/>
-          </w:tblBorders>
-          <w:tblCellMar>
-            <w:top w:w="0" w:type="dxa"/>
-            <w:left w:w="108" w:type="dxa"/>
-            <w:bottom w:w="0" w:type="dxa"/>
-            <w:right w:w="108" w:type="dxa"/>
-          </w:tblCellMar>
-        </w:tblPrEx>
         <w:trPr>
           <w:trHeight w:val="567" w:hRule="atLeast"/>
         </w:trPr>
@@ -551,22 +482,6 @@
         </w:tc>
       </w:tr>
       <w:tr>
-        <w:tblPrEx>
-          <w:tblBorders>
-            <w:top w:val="single" w:color="auto" w:sz="4" w:space="0"/>
-            <w:left w:val="single" w:color="auto" w:sz="4" w:space="0"/>
-            <w:bottom w:val="single" w:color="auto" w:sz="4" w:space="0"/>
-            <w:right w:val="single" w:color="auto" w:sz="4" w:space="0"/>
-            <w:insideH w:val="single" w:color="auto" w:sz="4" w:space="0"/>
-            <w:insideV w:val="single" w:color="auto" w:sz="4" w:space="0"/>
-          </w:tblBorders>
-          <w:tblCellMar>
-            <w:top w:w="0" w:type="dxa"/>
-            <w:left w:w="108" w:type="dxa"/>
-            <w:bottom w:w="0" w:type="dxa"/>
-            <w:right w:w="108" w:type="dxa"/>
-          </w:tblCellMar>
-        </w:tblPrEx>
         <w:trPr>
           <w:trHeight w:val="567" w:hRule="atLeast"/>
         </w:trPr>
@@ -709,22 +624,6 @@
         </w:tc>
       </w:tr>
       <w:tr>
-        <w:tblPrEx>
-          <w:tblBorders>
-            <w:top w:val="single" w:color="auto" w:sz="4" w:space="0"/>
-            <w:left w:val="single" w:color="auto" w:sz="4" w:space="0"/>
-            <w:bottom w:val="single" w:color="auto" w:sz="4" w:space="0"/>
-            <w:right w:val="single" w:color="auto" w:sz="4" w:space="0"/>
-            <w:insideH w:val="single" w:color="auto" w:sz="4" w:space="0"/>
-            <w:insideV w:val="single" w:color="auto" w:sz="4" w:space="0"/>
-          </w:tblBorders>
-          <w:tblCellMar>
-            <w:top w:w="0" w:type="dxa"/>
-            <w:left w:w="108" w:type="dxa"/>
-            <w:bottom w:w="0" w:type="dxa"/>
-            <w:right w:w="108" w:type="dxa"/>
-          </w:tblCellMar>
-        </w:tblPrEx>
         <w:trPr>
           <w:trHeight w:val="567" w:hRule="atLeast"/>
         </w:trPr>
@@ -846,22 +745,6 @@
         </w:tc>
       </w:tr>
       <w:tr>
-        <w:tblPrEx>
-          <w:tblBorders>
-            <w:top w:val="single" w:color="auto" w:sz="4" w:space="0"/>
-            <w:left w:val="single" w:color="auto" w:sz="4" w:space="0"/>
-            <w:bottom w:val="single" w:color="auto" w:sz="4" w:space="0"/>
-            <w:right w:val="single" w:color="auto" w:sz="4" w:space="0"/>
-            <w:insideH w:val="single" w:color="auto" w:sz="4" w:space="0"/>
-            <w:insideV w:val="single" w:color="auto" w:sz="4" w:space="0"/>
-          </w:tblBorders>
-          <w:tblCellMar>
-            <w:top w:w="0" w:type="dxa"/>
-            <w:left w:w="108" w:type="dxa"/>
-            <w:bottom w:w="0" w:type="dxa"/>
-            <w:right w:w="108" w:type="dxa"/>
-          </w:tblCellMar>
-        </w:tblPrEx>
         <w:trPr>
           <w:trHeight w:val="567" w:hRule="atLeast"/>
         </w:trPr>
@@ -928,22 +811,6 @@
         </w:tc>
       </w:tr>
       <w:tr>
-        <w:tblPrEx>
-          <w:tblBorders>
-            <w:top w:val="single" w:color="auto" w:sz="4" w:space="0"/>
-            <w:left w:val="single" w:color="auto" w:sz="4" w:space="0"/>
-            <w:bottom w:val="single" w:color="auto" w:sz="4" w:space="0"/>
-            <w:right w:val="single" w:color="auto" w:sz="4" w:space="0"/>
-            <w:insideH w:val="single" w:color="auto" w:sz="4" w:space="0"/>
-            <w:insideV w:val="single" w:color="auto" w:sz="4" w:space="0"/>
-          </w:tblBorders>
-          <w:tblCellMar>
-            <w:top w:w="0" w:type="dxa"/>
-            <w:left w:w="108" w:type="dxa"/>
-            <w:bottom w:w="0" w:type="dxa"/>
-            <w:right w:w="108" w:type="dxa"/>
-          </w:tblCellMar>
-        </w:tblPrEx>
         <w:trPr>
           <w:trHeight w:val="2347" w:hRule="atLeast"/>
         </w:trPr>
@@ -983,9 +850,76 @@
           </w:p>
           <w:p>
             <w:pPr>
+              <w:spacing w:line="300" w:lineRule="auto"/>
+              <w:ind w:firstLine="480" w:firstLineChars="200"/>
+              <w:rPr>
+                <w:rFonts w:ascii="宋体" w:hAnsi="宋体" w:eastAsia="宋体" w:cs="宋体"/>
+                <w:sz w:val="24"/>
+                <w:szCs w:val="24"/>
+              </w:rPr>
+            </w:pPr>
+            <w:r>
+              <w:rPr>
+                <w:rFonts w:ascii="宋体" w:hAnsi="宋体" w:eastAsia="宋体" w:cs="宋体"/>
+                <w:sz w:val="24"/>
+                <w:szCs w:val="24"/>
+              </w:rPr>
+              <w:t>AstraFlow 是一个面向中小微企业的智能财务管理系统，围绕发票识别、单据提交、财务审核、结算归档和数据统计等业务场景展开设计。系统采用前后端分离架构，前端基于 Vue 3 与 Element Plus 构建员工端和财务端操作界面，后端基于 Go Gin 与 GORM 提供 RESTful API，并通过 MySQL 完成数据持久化。项目引入 OCR 识别服务，实现发票图片上传后的自动识别、信息回填和人工确认，减少财务录入过程中的重复劳动。系统同时支持多租户数据隔离、角色权限控制和软删除归档，为企业报销流程提供较完整的数字化解决方案。</w:t>
+            </w:r>
+          </w:p>
+          <w:p>
+            <w:pPr>
+              <w:spacing w:after="0" w:line="240" w:lineRule="auto"/>
+              <w:jc w:val="center"/>
+            </w:pPr>
+            <w:r>
+              <w:rPr>
+                <w:rFonts w:ascii="宋体" w:hAnsi="宋体" w:eastAsia="宋体"/>
+              </w:rPr>
+              <w:drawing>
+                <wp:inline distT="0" distB="0" distL="114300" distR="114300">
+                  <wp:extent cx="4607560" cy="2560320"/>
+                  <wp:effectExtent l="0" t="0" r="15240" b="5080"/>
+                  <wp:docPr id="1" name="Picture 1"/>
+                  <wp:cNvGraphicFramePr>
+                    <a:graphicFrameLocks xmlns:a="http://schemas.openxmlformats.org/drawingml/2006/main" noChangeAspect="1"/>
+                  </wp:cNvGraphicFramePr>
+                  <a:graphic xmlns:a="http://schemas.openxmlformats.org/drawingml/2006/main">
+                    <a:graphicData uri="http://schemas.openxmlformats.org/drawingml/2006/picture">
+                      <pic:pic xmlns:pic="http://schemas.openxmlformats.org/drawingml/2006/picture">
+                        <pic:nvPicPr>
+                          <pic:cNvPr id="1" name="Picture 1"/>
+                          <pic:cNvPicPr>
+                            <a:picLocks noChangeAspect="1"/>
+                          </pic:cNvPicPr>
+                        </pic:nvPicPr>
+                        <pic:blipFill>
+                          <a:blip r:embed="rId4"/>
+                          <a:stretch>
+                            <a:fillRect/>
+                          </a:stretch>
+                        </pic:blipFill>
+                        <pic:spPr>
+                          <a:xfrm>
+                            <a:off x="0" y="0"/>
+                            <a:ext cx="4608000" cy="2560320"/>
+                          </a:xfrm>
+                          <a:prstGeom prst="rect">
+                            <a:avLst/>
+                          </a:prstGeom>
+                        </pic:spPr>
+                      </pic:pic>
+                    </a:graphicData>
+                  </a:graphic>
+                </wp:inline>
+              </w:drawing>
+            </w:r>
+          </w:p>
+          <w:p>
+            <w:pPr>
               <w:adjustRightInd w:val="0"/>
               <w:spacing w:line="300" w:lineRule="auto"/>
-              <w:ind w:firstLine="454"/>
+              <w:jc w:val="center"/>
               <w:rPr>
                 <w:rFonts w:eastAsia="黑体"/>
                 <w:sz w:val="24"/>
@@ -993,33 +927,16 @@
             </w:pPr>
             <w:r>
               <w:rPr>
-                <w:rFonts w:hint="eastAsia" w:ascii="宋体" w:hAnsi="宋体"/>
-                <w:bCs/>
-                <w:color w:val="000000"/>
-                <w:sz w:val="24"/>
-              </w:rPr>
-              <w:t>AstraFlow是一个基于多租户架构的智能财务管理系统，旨在为中小企业提供高效、智能的财务管理解决方案。系统通过集成OCR技术实现发票自动识别与录入，采用前后端分离架构，支持租户隔离的SaaS模式。项目涵盖用户管理、发票管理、财务分析、报销流程管理等核心功能模块，涉及前端开发（Vue 3 + TypeScript）、后端开发（Go + Gin）、AI技术集成（Python + OCR）等多个技术领域。</w:t>
+                <w:rFonts w:ascii="黑体" w:hAnsi="黑体" w:eastAsia="黑体"/>
+                <w:b/>
+                <w:sz w:val="21"/>
+              </w:rPr>
+              <w:t>图 1 系统技术架构图</w:t>
             </w:r>
           </w:p>
         </w:tc>
       </w:tr>
       <w:tr>
-        <w:tblPrEx>
-          <w:tblBorders>
-            <w:top w:val="single" w:color="auto" w:sz="4" w:space="0"/>
-            <w:left w:val="single" w:color="auto" w:sz="4" w:space="0"/>
-            <w:bottom w:val="single" w:color="auto" w:sz="4" w:space="0"/>
-            <w:right w:val="single" w:color="auto" w:sz="4" w:space="0"/>
-            <w:insideH w:val="single" w:color="auto" w:sz="4" w:space="0"/>
-            <w:insideV w:val="single" w:color="auto" w:sz="4" w:space="0"/>
-          </w:tblBorders>
-          <w:tblCellMar>
-            <w:top w:w="0" w:type="dxa"/>
-            <w:left w:w="108" w:type="dxa"/>
-            <w:bottom w:w="0" w:type="dxa"/>
-            <w:right w:w="108" w:type="dxa"/>
-          </w:tblCellMar>
-        </w:tblPrEx>
         <w:trPr>
           <w:trHeight w:val="2322" w:hRule="atLeast"/>
         </w:trPr>
@@ -1050,6 +967,305 @@
                 <w:sz w:val="24"/>
               </w:rPr>
               <w:t>200</w:t>
+            </w:r>
+            <w:r>
+              <w:rPr>
+                <w:rFonts w:hint="eastAsia" w:eastAsia="黑体"/>
+                <w:sz w:val="24"/>
+              </w:rPr>
+              <w:t>字）</w:t>
+            </w:r>
+          </w:p>
+          <w:p>
+            <w:pPr>
+              <w:spacing w:line="300" w:lineRule="auto"/>
+              <w:ind w:firstLine="480" w:firstLineChars="200"/>
+              <w:rPr>
+                <w:rFonts w:ascii="宋体" w:hAnsi="宋体" w:eastAsia="宋体" w:cs="宋体"/>
+                <w:sz w:val="24"/>
+                <w:szCs w:val="24"/>
+              </w:rPr>
+            </w:pPr>
+            <w:r>
+              <w:rPr>
+                <w:rFonts w:ascii="宋体" w:hAnsi="宋体" w:eastAsia="宋体" w:cs="宋体"/>
+                <w:sz w:val="24"/>
+                <w:szCs w:val="24"/>
+              </w:rPr>
+              <w:t>本项目具有较强的实践意义和工程训练价值。传统中小微企业财务报销流程中，员工需要手动填写发票信息，财务人员需要逐张核对、汇总和归档，过程耗时且容易出错。AstraFlow 通过 OCR 技术和流程化管理，将发票采集、识别、确认、审核、支付与统计整合到统一平台中，有助于提升报销处理效率和数据准确性。</w:t>
+            </w:r>
+          </w:p>
+          <w:p>
+            <w:pPr>
+              <w:spacing w:line="300" w:lineRule="auto"/>
+              <w:ind w:firstLine="480" w:firstLineChars="200"/>
+              <w:rPr>
+                <w:rFonts w:ascii="宋体" w:hAnsi="宋体" w:eastAsia="宋体" w:cs="宋体"/>
+                <w:sz w:val="24"/>
+                <w:szCs w:val="24"/>
+              </w:rPr>
+            </w:pPr>
+            <w:r>
+              <w:rPr>
+                <w:rFonts w:ascii="宋体" w:hAnsi="宋体" w:eastAsia="宋体" w:cs="宋体"/>
+                <w:sz w:val="24"/>
+                <w:szCs w:val="24"/>
+              </w:rPr>
+              <w:t>项目目标包括：完成员工端发票上传与我的申请列表管理；完成财务端审核、结算和归档；完成多租户、角色权限和数据隔离设计；完成 OCR 服务与后端队列的集成；形成可部署、可演示、可维护的智能财务管理系统。</w:t>
+            </w:r>
+          </w:p>
+          <w:p>
+            <w:pPr>
+              <w:spacing w:after="0" w:line="240" w:lineRule="auto"/>
+              <w:jc w:val="center"/>
+            </w:pPr>
+            <w:r>
+              <w:rPr>
+                <w:rFonts w:ascii="宋体" w:hAnsi="宋体" w:eastAsia="宋体"/>
+              </w:rPr>
+              <w:drawing>
+                <wp:inline distT="0" distB="0" distL="114300" distR="114300">
+                  <wp:extent cx="4607560" cy="2860040"/>
+                  <wp:effectExtent l="0" t="0" r="15240" b="10160"/>
+                  <wp:docPr id="2" name="Picture 2"/>
+                  <wp:cNvGraphicFramePr>
+                    <a:graphicFrameLocks xmlns:a="http://schemas.openxmlformats.org/drawingml/2006/main" noChangeAspect="1"/>
+                  </wp:cNvGraphicFramePr>
+                  <a:graphic xmlns:a="http://schemas.openxmlformats.org/drawingml/2006/main">
+                    <a:graphicData uri="http://schemas.openxmlformats.org/drawingml/2006/picture">
+                      <pic:pic xmlns:pic="http://schemas.openxmlformats.org/drawingml/2006/picture">
+                        <pic:nvPicPr>
+                          <pic:cNvPr id="2" name="Picture 2"/>
+                          <pic:cNvPicPr>
+                            <a:picLocks noChangeAspect="1"/>
+                          </pic:cNvPicPr>
+                        </pic:nvPicPr>
+                        <pic:blipFill>
+                          <a:blip r:embed="rId5"/>
+                          <a:stretch>
+                            <a:fillRect/>
+                          </a:stretch>
+                        </pic:blipFill>
+                        <pic:spPr>
+                          <a:xfrm>
+                            <a:off x="0" y="0"/>
+                            <a:ext cx="4608000" cy="2860138"/>
+                          </a:xfrm>
+                          <a:prstGeom prst="rect">
+                            <a:avLst/>
+                          </a:prstGeom>
+                        </pic:spPr>
+                      </pic:pic>
+                    </a:graphicData>
+                  </a:graphic>
+                </wp:inline>
+              </w:drawing>
+            </w:r>
+          </w:p>
+          <w:p>
+            <w:pPr>
+              <w:autoSpaceDE w:val="0"/>
+              <w:autoSpaceDN w:val="0"/>
+              <w:adjustRightInd w:val="0"/>
+              <w:ind w:firstLine="420" w:firstLineChars="200"/>
+              <w:jc w:val="center"/>
+              <w:rPr>
+                <w:kern w:val="0"/>
+                <w:szCs w:val="21"/>
+              </w:rPr>
+            </w:pPr>
+            <w:r>
+              <w:rPr>
+                <w:rFonts w:ascii="黑体" w:hAnsi="黑体" w:eastAsia="黑体"/>
+                <w:b/>
+                <w:sz w:val="21"/>
+              </w:rPr>
+              <w:t>图 2 系统功能结构图</w:t>
+            </w:r>
+          </w:p>
+        </w:tc>
+      </w:tr>
+      <w:tr>
+        <w:trPr>
+          <w:trHeight w:val="3147" w:hRule="atLeast"/>
+        </w:trPr>
+        <w:tc>
+          <w:tcPr>
+            <w:tcW w:w="9018" w:type="dxa"/>
+            <w:gridSpan w:val="7"/>
+          </w:tcPr>
+          <w:p>
+            <w:pPr>
+              <w:autoSpaceDE w:val="0"/>
+              <w:autoSpaceDN w:val="0"/>
+              <w:adjustRightInd w:val="0"/>
+              <w:rPr>
+                <w:rFonts w:eastAsia="黑体"/>
+                <w:sz w:val="24"/>
+              </w:rPr>
+            </w:pPr>
+            <w:r>
+              <w:rPr>
+                <w:rFonts w:hint="eastAsia" w:eastAsia="黑体"/>
+                <w:sz w:val="24"/>
+              </w:rPr>
+              <w:t>项目技术架构（</w:t>
+            </w:r>
+            <w:r>
+              <w:rPr>
+                <w:rFonts w:eastAsia="黑体"/>
+                <w:sz w:val="24"/>
+              </w:rPr>
+              <w:t>200</w:t>
+            </w:r>
+            <w:r>
+              <w:rPr>
+                <w:rFonts w:hint="eastAsia" w:eastAsia="黑体"/>
+                <w:sz w:val="24"/>
+              </w:rPr>
+              <w:t>字）</w:t>
+            </w:r>
+          </w:p>
+          <w:p>
+            <w:pPr>
+              <w:spacing w:line="300" w:lineRule="auto"/>
+              <w:ind w:firstLine="480" w:firstLineChars="200"/>
+              <w:rPr>
+                <w:rFonts w:ascii="宋体" w:hAnsi="宋体" w:eastAsia="宋体" w:cs="宋体"/>
+                <w:sz w:val="24"/>
+                <w:szCs w:val="24"/>
+              </w:rPr>
+            </w:pPr>
+            <w:r>
+              <w:rPr>
+                <w:rFonts w:ascii="宋体" w:hAnsi="宋体" w:eastAsia="宋体" w:cs="宋体"/>
+                <w:sz w:val="24"/>
+                <w:szCs w:val="24"/>
+              </w:rPr>
+              <w:t>系统采用分层解耦的技术架构。前端使用 Vue 3、Vite 和 TypeScript，配合 Pinia 管理用户状态，使用 Vue Router 完成页面路由，使用 Element Plus 构建表单、表格、抽屉、弹窗等交互组件。后端采用 Gin 处理 HTTP 请求，按照 Handler、Service、Repository 三层组织业务逻辑，通过 GORM 操作 MySQL 数据库，并由 JWT 中间件完成身份认证。</w:t>
+            </w:r>
+          </w:p>
+          <w:p>
+            <w:pPr>
+              <w:spacing w:line="300" w:lineRule="auto"/>
+              <w:ind w:firstLine="480" w:firstLineChars="200"/>
+              <w:rPr>
+                <w:rFonts w:ascii="宋体" w:hAnsi="宋体" w:eastAsia="宋体"/>
+              </w:rPr>
+            </w:pPr>
+            <w:r>
+              <w:rPr>
+                <w:rFonts w:ascii="宋体" w:hAnsi="宋体" w:eastAsia="宋体" w:cs="宋体"/>
+                <w:sz w:val="24"/>
+                <w:szCs w:val="24"/>
+              </w:rPr>
+              <w:t>AI 识别模块以 Flask 服务形式独立部署，结合 Tesseract OCR、OpenCV 和 Pillow 对发票图片进行预处理、文字识别和字段解析。系统使用 RabbitMQ 将上传任务与 OCR 处理解耦，Docker Compose 负责本地多服务编排。</w:t>
+            </w:r>
+          </w:p>
+          <w:p>
+            <w:pPr>
+              <w:spacing w:after="0" w:line="240" w:lineRule="auto"/>
+              <w:jc w:val="center"/>
+            </w:pPr>
+            <w:r>
+              <w:rPr>
+                <w:rFonts w:ascii="宋体" w:hAnsi="宋体" w:eastAsia="宋体"/>
+              </w:rPr>
+              <w:drawing>
+                <wp:inline distT="0" distB="0" distL="114300" distR="114300">
+                  <wp:extent cx="4471670" cy="1322070"/>
+                  <wp:effectExtent l="0" t="0" r="24130" b="24130"/>
+                  <wp:docPr id="3" name="Picture 3"/>
+                  <wp:cNvGraphicFramePr>
+                    <a:graphicFrameLocks xmlns:a="http://schemas.openxmlformats.org/drawingml/2006/main" noChangeAspect="1"/>
+                  </wp:cNvGraphicFramePr>
+                  <a:graphic xmlns:a="http://schemas.openxmlformats.org/drawingml/2006/main">
+                    <a:graphicData uri="http://schemas.openxmlformats.org/drawingml/2006/picture">
+                      <pic:pic xmlns:pic="http://schemas.openxmlformats.org/drawingml/2006/picture">
+                        <pic:nvPicPr>
+                          <pic:cNvPr id="3" name="Picture 3"/>
+                          <pic:cNvPicPr>
+                            <a:picLocks noChangeAspect="1"/>
+                          </pic:cNvPicPr>
+                        </pic:nvPicPr>
+                        <pic:blipFill>
+                          <a:blip r:embed="rId6"/>
+                          <a:srcRect l="2949" b="12068"/>
+                          <a:stretch>
+                            <a:fillRect/>
+                          </a:stretch>
+                        </pic:blipFill>
+                        <pic:spPr>
+                          <a:xfrm>
+                            <a:off x="0" y="0"/>
+                            <a:ext cx="4471670" cy="1322070"/>
+                          </a:xfrm>
+                          <a:prstGeom prst="rect">
+                            <a:avLst/>
+                          </a:prstGeom>
+                        </pic:spPr>
+                      </pic:pic>
+                    </a:graphicData>
+                  </a:graphic>
+                </wp:inline>
+              </w:drawing>
+            </w:r>
+          </w:p>
+          <w:p>
+            <w:pPr>
+              <w:autoSpaceDE w:val="0"/>
+              <w:autoSpaceDN w:val="0"/>
+              <w:adjustRightInd w:val="0"/>
+              <w:ind w:firstLine="420" w:firstLineChars="200"/>
+              <w:jc w:val="center"/>
+              <w:rPr>
+                <w:rFonts w:eastAsia="黑体"/>
+                <w:sz w:val="24"/>
+              </w:rPr>
+            </w:pPr>
+            <w:r>
+              <w:rPr>
+                <w:rFonts w:ascii="黑体" w:hAnsi="黑体" w:eastAsia="黑体"/>
+                <w:b/>
+                <w:sz w:val="21"/>
+              </w:rPr>
+              <w:t>图 3 OCR 识别与确认流程图</w:t>
+            </w:r>
+          </w:p>
+        </w:tc>
+      </w:tr>
+      <w:tr>
+        <w:trPr>
+          <w:trHeight w:val="1076" w:hRule="atLeast"/>
+        </w:trPr>
+        <w:tc>
+          <w:tcPr>
+            <w:tcW w:w="9018" w:type="dxa"/>
+            <w:gridSpan w:val="7"/>
+          </w:tcPr>
+          <w:p>
+            <w:pPr>
+              <w:autoSpaceDE w:val="0"/>
+              <w:autoSpaceDN w:val="0"/>
+              <w:adjustRightInd w:val="0"/>
+              <w:rPr>
+                <w:rFonts w:eastAsia="黑体"/>
+                <w:sz w:val="24"/>
+              </w:rPr>
+            </w:pPr>
+            <w:r>
+              <w:rPr>
+                <w:rFonts w:hint="eastAsia" w:eastAsia="黑体"/>
+                <w:sz w:val="24"/>
+              </w:rPr>
+              <w:t>项目设计（功能设计、数据库设计等）（</w:t>
+            </w:r>
+            <w:r>
+              <w:rPr>
+                <w:rFonts w:eastAsia="黑体"/>
+                <w:sz w:val="24"/>
+              </w:rPr>
+              <w:t>500</w:t>
             </w:r>
             <w:r>
               <w:rPr>
@@ -1066,76 +1282,18 @@
               <w:adjustRightInd w:val="0"/>
               <w:ind w:firstLine="480" w:firstLineChars="200"/>
               <w:rPr>
-                <w:kern w:val="0"/>
-                <w:szCs w:val="21"/>
-              </w:rPr>
-            </w:pPr>
-            <w:r>
-              <w:rPr>
-                <w:rFonts w:ascii="宋体" w:hAnsi="宋体" w:eastAsia="宋体" w:cs="宋体"/>
-                <w:sz w:val="24"/>
-                <w:szCs w:val="24"/>
-              </w:rPr>
-              <w:t>AstraFlow智能财务管理系统的建设具有重要的理论与实践意义。从理论层面看，项目探索了AI与多租户架构在财务管理领域中的结合模式，为后续相关系统研究与技术实现提供了可参考的设计思路与理论依据。从实践层面看，系统通过OCR发票识别与自动录入功能，显著降低人工操作与重复劳动成本，提高企业财务处理效率与信息准确性。从技术层面看，项目全面采用前后端分离、微服务思想与多租户数据隔离设计，促进了现代Web技术栈与AI技术的综合运用。社会层面上，系统面向中小企业，助力其数字化与智能化转型。项目目标包括：构建高性能、可扩展的财务管理平台，实现OCR识别准确率不低于90%，支持多租户数据隔离与安全保障，提供可视化财务分析与完善的报销流程管理，最终形成一套具有实际应用价值的智能财务管理解决方案。</w:t>
-            </w:r>
-          </w:p>
-        </w:tc>
-      </w:tr>
-      <w:tr>
-        <w:tblPrEx>
-          <w:tblBorders>
-            <w:top w:val="single" w:color="auto" w:sz="4" w:space="0"/>
-            <w:left w:val="single" w:color="auto" w:sz="4" w:space="0"/>
-            <w:bottom w:val="single" w:color="auto" w:sz="4" w:space="0"/>
-            <w:right w:val="single" w:color="auto" w:sz="4" w:space="0"/>
-            <w:insideH w:val="single" w:color="auto" w:sz="4" w:space="0"/>
-            <w:insideV w:val="single" w:color="auto" w:sz="4" w:space="0"/>
-          </w:tblBorders>
-          <w:tblCellMar>
-            <w:top w:w="0" w:type="dxa"/>
-            <w:left w:w="108" w:type="dxa"/>
-            <w:bottom w:w="0" w:type="dxa"/>
-            <w:right w:w="108" w:type="dxa"/>
-          </w:tblCellMar>
-        </w:tblPrEx>
-        <w:trPr>
-          <w:trHeight w:val="3147" w:hRule="atLeast"/>
-        </w:trPr>
-        <w:tc>
-          <w:tcPr>
-            <w:tcW w:w="9018" w:type="dxa"/>
-            <w:gridSpan w:val="7"/>
-          </w:tcPr>
-          <w:p>
-            <w:pPr>
-              <w:autoSpaceDE w:val="0"/>
-              <w:autoSpaceDN w:val="0"/>
-              <w:adjustRightInd w:val="0"/>
-              <w:rPr>
-                <w:rFonts w:eastAsia="黑体"/>
-                <w:sz w:val="24"/>
-              </w:rPr>
-            </w:pPr>
-            <w:r>
-              <w:rPr>
-                <w:rFonts w:hint="eastAsia" w:eastAsia="黑体"/>
-                <w:sz w:val="24"/>
-              </w:rPr>
-              <w:t>项目技术架构（</w:t>
-            </w:r>
-            <w:r>
-              <w:rPr>
-                <w:rFonts w:eastAsia="黑体"/>
-                <w:sz w:val="24"/>
-              </w:rPr>
-              <w:t>200</w:t>
-            </w:r>
-            <w:r>
-              <w:rPr>
-                <w:rFonts w:hint="eastAsia" w:eastAsia="黑体"/>
-                <w:sz w:val="24"/>
-              </w:rPr>
-              <w:t>字）</w:t>
+                <w:rFonts w:hint="eastAsia" w:ascii="宋体" w:hAnsi="宋体" w:eastAsia="宋体" w:cs="宋体"/>
+                <w:sz w:val="24"/>
+                <w:szCs w:val="24"/>
+              </w:rPr>
+            </w:pPr>
+            <w:r>
+              <w:rPr>
+                <w:rFonts w:hint="eastAsia" w:ascii="宋体" w:hAnsi="宋体" w:eastAsia="宋体" w:cs="宋体"/>
+                <w:sz w:val="24"/>
+                <w:szCs w:val="24"/>
+              </w:rPr>
+              <w:t>系统设计遵循高内聚、低耦合原则。后端以三层架构划分职责：Handler 负责参数解析、认证上下文读取和 HTTP 响应；Service 负责业务规则、状态校验和权限判断；Repository 负责数据库访问和事务操作。发票状态围绕 recognizing、unconfirmed、draft、pending、approved、rejected、paid 进行流转，只有待确认和草稿状态允许员工删除，进入审核或结算流程后的单据不能被删除。</w:t>
             </w:r>
           </w:p>
           <w:p>
@@ -1145,180 +1303,65 @@
               <w:adjustRightInd w:val="0"/>
               <w:ind w:firstLine="480" w:firstLineChars="200"/>
               <w:rPr>
-                <w:rFonts w:eastAsia="黑体"/>
-                <w:sz w:val="24"/>
-              </w:rPr>
-            </w:pPr>
-            <w:r>
-              <w:rPr>
-                <w:rFonts w:ascii="宋体" w:hAnsi="宋体" w:eastAsia="宋体" w:cs="宋体"/>
-                <w:sz w:val="24"/>
-                <w:szCs w:val="24"/>
-              </w:rPr>
-              <w:t>系统整体技术架构采用前后端分离、AI模块独立部署、多租户支持的设计思路。前端基于Vue 3与TypeScript，配合Pinia和Vue Router实现组件化开发、状态管理与单页应用路由控制，并通过ECharts等图表库实现数据可视化展示。后端采用Go语言与Gin框架构建高性能API服务，结合GORM与MySQL完成数据持久化与事务处理，并通过JWT完成身份认证与权限控制，同时利用RabbitMQ实现异步消息处理与OCR任务调度。AI模块基于Python与Flask框架实现独立服务，采用Tesseract OCR作为核心识别引擎，并借助OpenCV与Pillow进行图像预处理与优化。系统部署层面采用Docker进行容器化封装，通过Docker Compose进行多服务编排，必要时可结合Nginx进行负载均衡，并可引入Prometheus与Grafana进行运行监控与性能分析，从而形成完整、可扩展的系统技术架构体系。</w:t>
-            </w:r>
-          </w:p>
-        </w:tc>
-      </w:tr>
-      <w:tr>
-        <w:tblPrEx>
-          <w:tblBorders>
-            <w:top w:val="single" w:color="auto" w:sz="4" w:space="0"/>
-            <w:left w:val="single" w:color="auto" w:sz="4" w:space="0"/>
-            <w:bottom w:val="single" w:color="auto" w:sz="4" w:space="0"/>
-            <w:right w:val="single" w:color="auto" w:sz="4" w:space="0"/>
-            <w:insideH w:val="single" w:color="auto" w:sz="4" w:space="0"/>
-            <w:insideV w:val="single" w:color="auto" w:sz="4" w:space="0"/>
-          </w:tblBorders>
-          <w:tblCellMar>
-            <w:top w:w="0" w:type="dxa"/>
-            <w:left w:w="108" w:type="dxa"/>
-            <w:bottom w:w="0" w:type="dxa"/>
-            <w:right w:w="108" w:type="dxa"/>
-          </w:tblCellMar>
-        </w:tblPrEx>
-        <w:trPr>
-          <w:trHeight w:val="2322" w:hRule="atLeast"/>
-        </w:trPr>
-        <w:tc>
-          <w:tcPr>
-            <w:tcW w:w="9018" w:type="dxa"/>
-            <w:gridSpan w:val="7"/>
-          </w:tcPr>
-          <w:p>
-            <w:pPr>
-              <w:autoSpaceDE w:val="0"/>
-              <w:autoSpaceDN w:val="0"/>
-              <w:adjustRightInd w:val="0"/>
-              <w:rPr>
-                <w:rFonts w:eastAsia="黑体"/>
-                <w:sz w:val="24"/>
-              </w:rPr>
-            </w:pPr>
-            <w:r>
-              <w:rPr>
-                <w:rFonts w:hint="eastAsia" w:eastAsia="黑体"/>
-                <w:sz w:val="24"/>
-              </w:rPr>
-              <w:t>项目设计（功能设计、数据库设计等）（</w:t>
-            </w:r>
-            <w:r>
-              <w:rPr>
-                <w:rFonts w:eastAsia="黑体"/>
-                <w:sz w:val="24"/>
-              </w:rPr>
-              <w:t>500</w:t>
-            </w:r>
-            <w:r>
-              <w:rPr>
-                <w:rFonts w:hint="eastAsia" w:eastAsia="黑体"/>
-                <w:sz w:val="24"/>
-              </w:rPr>
-              <w:t>字）</w:t>
-            </w:r>
-          </w:p>
-          <w:p>
-            <w:pPr>
-              <w:spacing w:line="300" w:lineRule="auto"/>
-              <w:ind w:firstLine="480" w:firstLineChars="200"/>
-              <w:rPr>
-                <w:rFonts w:ascii="宋体" w:hAnsi="宋体"/>
-                <w:sz w:val="24"/>
-              </w:rPr>
-            </w:pPr>
-            <w:r>
-              <w:rPr>
-                <w:rFonts w:ascii="宋体" w:hAnsi="宋体" w:eastAsia="宋体" w:cs="宋体"/>
-                <w:sz w:val="24"/>
-                <w:szCs w:val="24"/>
-              </w:rPr>
-              <w:t>AstraFlow系统在设计阶段从功能模块、数据库结构、接口规范、多租户策略等方面进行了系统化规划。首先，在功能模块设计上，系统划分为用户管理、发票管理、财务分析、报销管理与系统管理五大核心模块。用户管理模块支持注册、登录、注销与个人信息维护，通过JWT实现身份认证与权限校验，并基于角色与租户信息实现差异化功能访问控制。发票管理模块支持多格式文件上传，利用OCR对发票金额、日期、发票号等关键字段进行识别与提取，并提供分类、标签、历史记录查询、预览与下载功能。财务分析模块围绕收支统计、趋势分析、报表生成与预算管理展开，通过图表方式直观展示企业财务状况，并提供预算预警功能。报销管理模块支持报销申请填写、发票关联、多级审批流程、状态追踪与记录导出，实现与财务数据联动分析。系统管理模块提供租户管理、系统配置、操作日志审计、数据备份恢复与健康监控等功能。</w:t>
-            </w:r>
-            <w:r>
-              <w:rPr>
-                <w:rFonts w:ascii="宋体" w:hAnsi="宋体" w:eastAsia="宋体" w:cs="宋体"/>
-                <w:sz w:val="24"/>
-                <w:szCs w:val="24"/>
-              </w:rPr>
-              <w:br w:type="textWrapping"/>
-            </w:r>
-            <w:r>
-              <w:rPr>
-                <w:rFonts w:ascii="宋体" w:hAnsi="宋体" w:eastAsia="宋体" w:cs="宋体"/>
-                <w:sz w:val="24"/>
-                <w:szCs w:val="24"/>
-              </w:rPr>
-              <w:t>在数据库设计上，系统采用多租户架构，通过在核心业务表中引入tenant_id字段实现逻辑数据隔离，保障不同企业之间数据互不影响。用户表用于存储基础信息、角色与租户关系；发票表保存原始图像、识别结果与关联业务数据；财务记录表用于记录收入支出明细与统计分类；报销表则记录审批流程与状态信息。在接口设计方面，系统遵循RESTful规范，统一响应结构，提供清晰的业务语义与错误处理机制。安全层面设计了基于JWT与权限中间件的访问控制策略。整体设计强调模块化、可扩展性与安全性，为后续实现与维护奠定了扎实基础。</w:t>
-            </w:r>
-          </w:p>
-          <w:p>
-            <w:pPr>
-              <w:autoSpaceDE w:val="0"/>
-              <w:autoSpaceDN w:val="0"/>
-              <w:adjustRightInd w:val="0"/>
-              <w:rPr>
-                <w:rFonts w:eastAsia="黑体"/>
-                <w:sz w:val="24"/>
-              </w:rPr>
-            </w:pPr>
-          </w:p>
-        </w:tc>
-      </w:tr>
-      <w:tr>
-        <w:tblPrEx>
-          <w:tblBorders>
-            <w:top w:val="single" w:color="auto" w:sz="4" w:space="0"/>
-            <w:left w:val="single" w:color="auto" w:sz="4" w:space="0"/>
-            <w:bottom w:val="single" w:color="auto" w:sz="4" w:space="0"/>
-            <w:right w:val="single" w:color="auto" w:sz="4" w:space="0"/>
-            <w:insideH w:val="single" w:color="auto" w:sz="4" w:space="0"/>
-            <w:insideV w:val="single" w:color="auto" w:sz="4" w:space="0"/>
-          </w:tblBorders>
-          <w:tblCellMar>
-            <w:top w:w="0" w:type="dxa"/>
-            <w:left w:w="108" w:type="dxa"/>
-            <w:bottom w:w="0" w:type="dxa"/>
-            <w:right w:w="108" w:type="dxa"/>
-          </w:tblCellMar>
-        </w:tblPrEx>
-        <w:trPr>
-          <w:trHeight w:val="2479" w:hRule="atLeast"/>
-        </w:trPr>
-        <w:tc>
-          <w:tcPr>
-            <w:tcW w:w="9018" w:type="dxa"/>
-            <w:gridSpan w:val="7"/>
-          </w:tcPr>
-          <w:p>
-            <w:pPr>
-              <w:autoSpaceDE w:val="0"/>
-              <w:autoSpaceDN w:val="0"/>
-              <w:adjustRightInd w:val="0"/>
-              <w:rPr>
-                <w:rFonts w:eastAsia="黑体"/>
-                <w:sz w:val="24"/>
-              </w:rPr>
-            </w:pPr>
-            <w:r>
-              <w:rPr>
-                <w:rFonts w:hint="eastAsia" w:eastAsia="黑体"/>
-                <w:sz w:val="24"/>
-              </w:rPr>
-              <w:t>项目实现（如何实现，实现的效果等等）（</w:t>
-            </w:r>
-            <w:r>
-              <w:rPr>
-                <w:rFonts w:eastAsia="黑体"/>
-                <w:sz w:val="24"/>
-              </w:rPr>
-              <w:t>800</w:t>
-            </w:r>
-            <w:r>
-              <w:rPr>
-                <w:rFonts w:hint="eastAsia" w:eastAsia="黑体"/>
-                <w:sz w:val="24"/>
-              </w:rPr>
-              <w:t>字）</w:t>
+                <w:rFonts w:ascii="宋体" w:hAnsi="宋体" w:eastAsia="宋体"/>
+              </w:rPr>
+            </w:pPr>
+            <w:r>
+              <w:rPr>
+                <w:rFonts w:hint="eastAsia" w:ascii="宋体" w:hAnsi="宋体" w:eastAsia="宋体" w:cs="宋体"/>
+                <w:sz w:val="24"/>
+                <w:szCs w:val="24"/>
+              </w:rPr>
+              <w:t>数据库设计以用户、租户、发票、附件和报销单为核心实体。用户表保存账号、角色和租户信息；发票表保存识别后的业务字段、金额、状态和来源；附件表保存原始图片地址并与发票关联；报销单表保存汇总金额和流程状态。通过 tenant_id 和 user_id 实现租户隔离与个人数据隔离。</w:t>
+            </w:r>
+          </w:p>
+          <w:p>
+            <w:pPr>
+              <w:spacing w:after="0" w:line="240" w:lineRule="auto"/>
+              <w:jc w:val="center"/>
+            </w:pPr>
+            <w:r>
+              <w:rPr>
+                <w:rFonts w:ascii="宋体" w:hAnsi="宋体" w:eastAsia="宋体"/>
+              </w:rPr>
+              <w:drawing>
+                <wp:inline distT="0" distB="0" distL="114300" distR="114300">
+                  <wp:extent cx="4430395" cy="2469515"/>
+                  <wp:effectExtent l="0" t="0" r="0" b="0"/>
+                  <wp:docPr id="4" name="Picture 4"/>
+                  <wp:cNvGraphicFramePr>
+                    <a:graphicFrameLocks xmlns:a="http://schemas.openxmlformats.org/drawingml/2006/main" noChangeAspect="1"/>
+                  </wp:cNvGraphicFramePr>
+                  <a:graphic xmlns:a="http://schemas.openxmlformats.org/drawingml/2006/main">
+                    <a:graphicData uri="http://schemas.openxmlformats.org/drawingml/2006/picture">
+                      <pic:pic xmlns:pic="http://schemas.openxmlformats.org/drawingml/2006/picture">
+                        <pic:nvPicPr>
+                          <pic:cNvPr id="4" name="Picture 4"/>
+                          <pic:cNvPicPr>
+                            <a:picLocks noChangeAspect="1"/>
+                          </pic:cNvPicPr>
+                        </pic:nvPicPr>
+                        <pic:blipFill>
+                          <a:blip r:embed="rId7"/>
+                          <a:srcRect l="1364" r="2481" b="8559"/>
+                          <a:stretch>
+                            <a:fillRect/>
+                          </a:stretch>
+                        </pic:blipFill>
+                        <pic:spPr>
+                          <a:xfrm>
+                            <a:off x="0" y="0"/>
+                            <a:ext cx="4430395" cy="2469515"/>
+                          </a:xfrm>
+                          <a:prstGeom prst="rect">
+                            <a:avLst/>
+                          </a:prstGeom>
+                        </pic:spPr>
+                      </pic:pic>
+                    </a:graphicData>
+                  </a:graphic>
+                </wp:inline>
+              </w:drawing>
             </w:r>
           </w:p>
           <w:p>
@@ -1327,6 +1370,7 @@
               <w:autoSpaceDN w:val="0"/>
               <w:adjustRightInd w:val="0"/>
               <w:ind w:firstLine="480" w:firstLineChars="200"/>
+              <w:jc w:val="center"/>
               <w:rPr>
                 <w:rFonts w:hint="eastAsia" w:ascii="宋体" w:hAnsi="宋体" w:eastAsia="宋体" w:cs="宋体"/>
                 <w:sz w:val="24"/>
@@ -1339,7 +1383,7 @@
                 <w:sz w:val="24"/>
                 <w:szCs w:val="24"/>
               </w:rPr>
-              <w:t>在项目实现过程中，AstraFlow系统分别从前端、后端、AI模块以及系统集成四个层面完成了具体功能落地。前端实现方面，采用Vue 3与Composition API构建组件化页面结构，通过TypeScript增强类型安全性与可维护性。系统基于Pinia设计全局状态管理方案，实现用户信息、权限、菜单、业务数据等集中管理，并通过路由守卫与动态路由实现基于角色的访问限制。文件上传组件支持发票图片与PDF文件上传，并与后台接口联动触发OCR识别任务。可视化模块利用ECharts等图表库实现柱状图、折线图、饼图等多种展示方式，对收支趋势、分类统计与预算执行情况进行直观呈现，从而提升用户的财务数据理解效率。</w:t>
+              <w:t>图 4 核心数据库实体关系图</w:t>
             </w:r>
           </w:p>
           <w:p>
@@ -1360,7 +1404,750 @@
                 <w:sz w:val="24"/>
                 <w:szCs w:val="24"/>
               </w:rPr>
-              <w:t>后端实现方面，系统基于Gin框架搭建RESTful API服务，利用中间件机制实现统一日志记录、错误处理、CORS支持与请求认证。通过GORM完成数据库实体映射与增删改查操作，支持事务处理与复杂查询，并结合MySQL保障数据一致性与可靠性。JWT被用于无状态身份认证，系统按照用户角色与租户信息进行权限校验，保证不同类型用户访问不同范围的功能与数据。同时，引入RabbitMQ作为消息队列处理异步任务，将OCR识别与其他耗时操作从同步请求中解耦，显著提升系统响应速度与并发处理能力。</w:t>
+              <w:t>核心数据表设计</w:t>
+            </w:r>
+          </w:p>
+          <w:tbl>
+            <w:tblPr>
+              <w:tblStyle w:val="6"/>
+              <w:tblW w:w="0" w:type="auto"/>
+              <w:jc w:val="center"/>
+              <w:tblLayout w:type="fixed"/>
+              <w:tblCellMar>
+                <w:top w:w="0" w:type="dxa"/>
+                <w:left w:w="108" w:type="dxa"/>
+                <w:bottom w:w="0" w:type="dxa"/>
+                <w:right w:w="108" w:type="dxa"/>
+              </w:tblCellMar>
+            </w:tblPr>
+            <w:tblGrid>
+              <w:gridCol w:w="1681"/>
+              <w:gridCol w:w="1681"/>
+              <w:gridCol w:w="1681"/>
+              <w:gridCol w:w="1681"/>
+            </w:tblGrid>
+            <w:tr>
+              <w:trPr>
+                <w:jc w:val="center"/>
+              </w:trPr>
+              <w:tc>
+                <w:tcPr>
+                  <w:tcW w:w="1681" w:type="dxa"/>
+                  <w:tcBorders>
+                    <w:top w:val="single" w:color="000000" w:sz="8" w:space="0"/>
+                    <w:left w:val="single" w:color="000000" w:sz="8" w:space="0"/>
+                    <w:bottom w:val="single" w:color="000000" w:sz="8" w:space="0"/>
+                    <w:right w:val="single" w:color="000000" w:sz="8" w:space="0"/>
+                  </w:tcBorders>
+                  <w:shd w:val="clear" w:color="auto" w:fill="E5E7EB"/>
+                  <w:tcMar>
+                    <w:top w:w="90" w:type="dxa"/>
+                    <w:left w:w="120" w:type="dxa"/>
+                    <w:bottom w:w="90" w:type="dxa"/>
+                    <w:right w:w="120" w:type="dxa"/>
+                  </w:tcMar>
+                  <w:vAlign w:val="center"/>
+                </w:tcPr>
+                <w:p>
+                  <w:pPr>
+                    <w:spacing w:after="0" w:line="276" w:lineRule="auto"/>
+                    <w:jc w:val="center"/>
+                  </w:pPr>
+                  <w:r>
+                    <w:rPr>
+                      <w:rFonts w:ascii="黑体" w:hAnsi="黑体" w:eastAsia="黑体"/>
+                      <w:b/>
+                      <w:sz w:val="21"/>
+                    </w:rPr>
+                    <w:t>表名</w:t>
+                  </w:r>
+                </w:p>
+              </w:tc>
+              <w:tc>
+                <w:tcPr>
+                  <w:tcW w:w="1681" w:type="dxa"/>
+                  <w:tcBorders>
+                    <w:top w:val="single" w:color="000000" w:sz="8" w:space="0"/>
+                    <w:left w:val="single" w:color="000000" w:sz="8" w:space="0"/>
+                    <w:bottom w:val="single" w:color="000000" w:sz="8" w:space="0"/>
+                    <w:right w:val="single" w:color="000000" w:sz="8" w:space="0"/>
+                  </w:tcBorders>
+                  <w:shd w:val="clear" w:color="auto" w:fill="E5E7EB"/>
+                  <w:tcMar>
+                    <w:top w:w="90" w:type="dxa"/>
+                    <w:left w:w="120" w:type="dxa"/>
+                    <w:bottom w:w="90" w:type="dxa"/>
+                    <w:right w:w="120" w:type="dxa"/>
+                  </w:tcMar>
+                  <w:vAlign w:val="center"/>
+                </w:tcPr>
+                <w:p>
+                  <w:pPr>
+                    <w:spacing w:after="0" w:line="276" w:lineRule="auto"/>
+                    <w:jc w:val="center"/>
+                  </w:pPr>
+                  <w:r>
+                    <w:rPr>
+                      <w:rFonts w:ascii="黑体" w:hAnsi="黑体" w:eastAsia="黑体"/>
+                      <w:b/>
+                      <w:sz w:val="21"/>
+                    </w:rPr>
+                    <w:t>主要字段</w:t>
+                  </w:r>
+                </w:p>
+              </w:tc>
+              <w:tc>
+                <w:tcPr>
+                  <w:tcW w:w="1681" w:type="dxa"/>
+                  <w:tcBorders>
+                    <w:top w:val="single" w:color="000000" w:sz="8" w:space="0"/>
+                    <w:left w:val="single" w:color="000000" w:sz="8" w:space="0"/>
+                    <w:bottom w:val="single" w:color="000000" w:sz="8" w:space="0"/>
+                    <w:right w:val="single" w:color="000000" w:sz="8" w:space="0"/>
+                  </w:tcBorders>
+                  <w:shd w:val="clear" w:color="auto" w:fill="E5E7EB"/>
+                  <w:tcMar>
+                    <w:top w:w="90" w:type="dxa"/>
+                    <w:left w:w="120" w:type="dxa"/>
+                    <w:bottom w:w="90" w:type="dxa"/>
+                    <w:right w:w="120" w:type="dxa"/>
+                  </w:tcMar>
+                  <w:vAlign w:val="center"/>
+                </w:tcPr>
+                <w:p>
+                  <w:pPr>
+                    <w:spacing w:after="0" w:line="276" w:lineRule="auto"/>
+                    <w:jc w:val="center"/>
+                  </w:pPr>
+                  <w:r>
+                    <w:rPr>
+                      <w:rFonts w:ascii="黑体" w:hAnsi="黑体" w:eastAsia="黑体"/>
+                      <w:b/>
+                      <w:sz w:val="21"/>
+                    </w:rPr>
+                    <w:t>用途</w:t>
+                  </w:r>
+                </w:p>
+              </w:tc>
+              <w:tc>
+                <w:tcPr>
+                  <w:tcW w:w="1681" w:type="dxa"/>
+                  <w:tcBorders>
+                    <w:top w:val="single" w:color="000000" w:sz="8" w:space="0"/>
+                    <w:left w:val="single" w:color="000000" w:sz="8" w:space="0"/>
+                    <w:bottom w:val="single" w:color="000000" w:sz="8" w:space="0"/>
+                    <w:right w:val="single" w:color="000000" w:sz="8" w:space="0"/>
+                  </w:tcBorders>
+                  <w:shd w:val="clear" w:color="auto" w:fill="E5E7EB"/>
+                  <w:tcMar>
+                    <w:top w:w="90" w:type="dxa"/>
+                    <w:left w:w="120" w:type="dxa"/>
+                    <w:bottom w:w="90" w:type="dxa"/>
+                    <w:right w:w="120" w:type="dxa"/>
+                  </w:tcMar>
+                  <w:vAlign w:val="center"/>
+                </w:tcPr>
+                <w:p>
+                  <w:pPr>
+                    <w:spacing w:after="0" w:line="276" w:lineRule="auto"/>
+                    <w:jc w:val="center"/>
+                  </w:pPr>
+                  <w:r>
+                    <w:rPr>
+                      <w:rFonts w:ascii="黑体" w:hAnsi="黑体" w:eastAsia="黑体"/>
+                      <w:b/>
+                      <w:sz w:val="21"/>
+                    </w:rPr>
+                    <w:t>关键约束</w:t>
+                  </w:r>
+                </w:p>
+              </w:tc>
+            </w:tr>
+            <w:tr>
+              <w:trPr>
+                <w:jc w:val="center"/>
+              </w:trPr>
+              <w:tc>
+                <w:tcPr>
+                  <w:tcW w:w="1681" w:type="dxa"/>
+                  <w:tcBorders>
+                    <w:top w:val="single" w:color="000000" w:sz="8" w:space="0"/>
+                    <w:left w:val="single" w:color="000000" w:sz="8" w:space="0"/>
+                    <w:bottom w:val="single" w:color="000000" w:sz="8" w:space="0"/>
+                    <w:right w:val="single" w:color="000000" w:sz="8" w:space="0"/>
+                  </w:tcBorders>
+                  <w:tcMar>
+                    <w:top w:w="90" w:type="dxa"/>
+                    <w:left w:w="120" w:type="dxa"/>
+                    <w:bottom w:w="90" w:type="dxa"/>
+                    <w:right w:w="120" w:type="dxa"/>
+                  </w:tcMar>
+                  <w:vAlign w:val="center"/>
+                </w:tcPr>
+                <w:p>
+                  <w:pPr>
+                    <w:spacing w:after="0" w:line="276" w:lineRule="auto"/>
+                    <w:jc w:val="center"/>
+                  </w:pPr>
+                  <w:r>
+                    <w:rPr>
+                      <w:rFonts w:ascii="宋体" w:hAnsi="宋体" w:eastAsia="宋体"/>
+                      <w:b w:val="0"/>
+                      <w:sz w:val="19"/>
+                    </w:rPr>
+                    <w:t>users</w:t>
+                  </w:r>
+                </w:p>
+              </w:tc>
+              <w:tc>
+                <w:tcPr>
+                  <w:tcW w:w="1681" w:type="dxa"/>
+                  <w:tcBorders>
+                    <w:top w:val="single" w:color="000000" w:sz="8" w:space="0"/>
+                    <w:left w:val="single" w:color="000000" w:sz="8" w:space="0"/>
+                    <w:bottom w:val="single" w:color="000000" w:sz="8" w:space="0"/>
+                    <w:right w:val="single" w:color="000000" w:sz="8" w:space="0"/>
+                  </w:tcBorders>
+                  <w:tcMar>
+                    <w:top w:w="90" w:type="dxa"/>
+                    <w:left w:w="120" w:type="dxa"/>
+                    <w:bottom w:w="90" w:type="dxa"/>
+                    <w:right w:w="120" w:type="dxa"/>
+                  </w:tcMar>
+                  <w:vAlign w:val="center"/>
+                </w:tcPr>
+                <w:p>
+                  <w:pPr>
+                    <w:spacing w:after="0" w:line="276" w:lineRule="auto"/>
+                    <w:jc w:val="left"/>
+                  </w:pPr>
+                  <w:r>
+                    <w:rPr>
+                      <w:rFonts w:ascii="宋体" w:hAnsi="宋体" w:eastAsia="宋体"/>
+                      <w:b w:val="0"/>
+                      <w:sz w:val="19"/>
+                    </w:rPr>
+                    <w:t>id, tenant_id, role_id, username, status</w:t>
+                  </w:r>
+                </w:p>
+              </w:tc>
+              <w:tc>
+                <w:tcPr>
+                  <w:tcW w:w="1681" w:type="dxa"/>
+                  <w:tcBorders>
+                    <w:top w:val="single" w:color="000000" w:sz="8" w:space="0"/>
+                    <w:left w:val="single" w:color="000000" w:sz="8" w:space="0"/>
+                    <w:bottom w:val="single" w:color="000000" w:sz="8" w:space="0"/>
+                    <w:right w:val="single" w:color="000000" w:sz="8" w:space="0"/>
+                  </w:tcBorders>
+                  <w:tcMar>
+                    <w:top w:w="90" w:type="dxa"/>
+                    <w:left w:w="120" w:type="dxa"/>
+                    <w:bottom w:w="90" w:type="dxa"/>
+                    <w:right w:w="120" w:type="dxa"/>
+                  </w:tcMar>
+                  <w:vAlign w:val="center"/>
+                </w:tcPr>
+                <w:p>
+                  <w:pPr>
+                    <w:spacing w:after="0" w:line="276" w:lineRule="auto"/>
+                    <w:jc w:val="left"/>
+                  </w:pPr>
+                  <w:r>
+                    <w:rPr>
+                      <w:rFonts w:ascii="宋体" w:hAnsi="宋体" w:eastAsia="宋体"/>
+                      <w:b w:val="0"/>
+                      <w:sz w:val="19"/>
+                    </w:rPr>
+                    <w:t>存储平台用户与角色关联</w:t>
+                  </w:r>
+                </w:p>
+              </w:tc>
+              <w:tc>
+                <w:tcPr>
+                  <w:tcW w:w="1681" w:type="dxa"/>
+                  <w:tcBorders>
+                    <w:top w:val="single" w:color="000000" w:sz="8" w:space="0"/>
+                    <w:left w:val="single" w:color="000000" w:sz="8" w:space="0"/>
+                    <w:bottom w:val="single" w:color="000000" w:sz="8" w:space="0"/>
+                    <w:right w:val="single" w:color="000000" w:sz="8" w:space="0"/>
+                  </w:tcBorders>
+                  <w:tcMar>
+                    <w:top w:w="90" w:type="dxa"/>
+                    <w:left w:w="120" w:type="dxa"/>
+                    <w:bottom w:w="90" w:type="dxa"/>
+                    <w:right w:w="120" w:type="dxa"/>
+                  </w:tcMar>
+                  <w:vAlign w:val="center"/>
+                </w:tcPr>
+                <w:p>
+                  <w:pPr>
+                    <w:spacing w:after="0" w:line="276" w:lineRule="auto"/>
+                    <w:jc w:val="left"/>
+                  </w:pPr>
+                  <w:r>
+                    <w:rPr>
+                      <w:rFonts w:ascii="宋体" w:hAnsi="宋体" w:eastAsia="宋体"/>
+                      <w:b w:val="0"/>
+                      <w:sz w:val="19"/>
+                    </w:rPr>
+                    <w:t>username 唯一，tenant_id 支持数据隔离</w:t>
+                  </w:r>
+                </w:p>
+              </w:tc>
+            </w:tr>
+            <w:tr>
+              <w:trPr>
+                <w:jc w:val="center"/>
+              </w:trPr>
+              <w:tc>
+                <w:tcPr>
+                  <w:tcW w:w="1681" w:type="dxa"/>
+                  <w:tcBorders>
+                    <w:top w:val="single" w:color="000000" w:sz="8" w:space="0"/>
+                    <w:left w:val="single" w:color="000000" w:sz="8" w:space="0"/>
+                    <w:bottom w:val="single" w:color="000000" w:sz="8" w:space="0"/>
+                    <w:right w:val="single" w:color="000000" w:sz="8" w:space="0"/>
+                  </w:tcBorders>
+                  <w:tcMar>
+                    <w:top w:w="90" w:type="dxa"/>
+                    <w:left w:w="120" w:type="dxa"/>
+                    <w:bottom w:w="90" w:type="dxa"/>
+                    <w:right w:w="120" w:type="dxa"/>
+                  </w:tcMar>
+                  <w:vAlign w:val="center"/>
+                </w:tcPr>
+                <w:p>
+                  <w:pPr>
+                    <w:spacing w:after="0" w:line="276" w:lineRule="auto"/>
+                    <w:jc w:val="center"/>
+                  </w:pPr>
+                  <w:r>
+                    <w:rPr>
+                      <w:rFonts w:ascii="宋体" w:hAnsi="宋体" w:eastAsia="宋体"/>
+                      <w:b w:val="0"/>
+                      <w:sz w:val="19"/>
+                    </w:rPr>
+                    <w:t>invoices</w:t>
+                  </w:r>
+                </w:p>
+              </w:tc>
+              <w:tc>
+                <w:tcPr>
+                  <w:tcW w:w="1681" w:type="dxa"/>
+                  <w:tcBorders>
+                    <w:top w:val="single" w:color="000000" w:sz="8" w:space="0"/>
+                    <w:left w:val="single" w:color="000000" w:sz="8" w:space="0"/>
+                    <w:bottom w:val="single" w:color="000000" w:sz="8" w:space="0"/>
+                    <w:right w:val="single" w:color="000000" w:sz="8" w:space="0"/>
+                  </w:tcBorders>
+                  <w:tcMar>
+                    <w:top w:w="90" w:type="dxa"/>
+                    <w:left w:w="120" w:type="dxa"/>
+                    <w:bottom w:w="90" w:type="dxa"/>
+                    <w:right w:w="120" w:type="dxa"/>
+                  </w:tcMar>
+                  <w:vAlign w:val="center"/>
+                </w:tcPr>
+                <w:p>
+                  <w:pPr>
+                    <w:spacing w:after="0" w:line="276" w:lineRule="auto"/>
+                    <w:jc w:val="left"/>
+                  </w:pPr>
+                  <w:r>
+                    <w:rPr>
+                      <w:rFonts w:ascii="宋体" w:hAnsi="宋体" w:eastAsia="宋体"/>
+                      <w:b w:val="0"/>
+                      <w:sz w:val="19"/>
+                    </w:rPr>
+                    <w:t>id, user_id, attachment_id, amount, status</w:t>
+                  </w:r>
+                </w:p>
+              </w:tc>
+              <w:tc>
+                <w:tcPr>
+                  <w:tcW w:w="1681" w:type="dxa"/>
+                  <w:tcBorders>
+                    <w:top w:val="single" w:color="000000" w:sz="8" w:space="0"/>
+                    <w:left w:val="single" w:color="000000" w:sz="8" w:space="0"/>
+                    <w:bottom w:val="single" w:color="000000" w:sz="8" w:space="0"/>
+                    <w:right w:val="single" w:color="000000" w:sz="8" w:space="0"/>
+                  </w:tcBorders>
+                  <w:tcMar>
+                    <w:top w:w="90" w:type="dxa"/>
+                    <w:left w:w="120" w:type="dxa"/>
+                    <w:bottom w:w="90" w:type="dxa"/>
+                    <w:right w:w="120" w:type="dxa"/>
+                  </w:tcMar>
+                  <w:vAlign w:val="center"/>
+                </w:tcPr>
+                <w:p>
+                  <w:pPr>
+                    <w:spacing w:after="0" w:line="276" w:lineRule="auto"/>
+                    <w:jc w:val="left"/>
+                  </w:pPr>
+                  <w:r>
+                    <w:rPr>
+                      <w:rFonts w:ascii="宋体" w:hAnsi="宋体" w:eastAsia="宋体"/>
+                      <w:b w:val="0"/>
+                      <w:sz w:val="19"/>
+                    </w:rPr>
+                    <w:t>保存发票识别结果和报销状态</w:t>
+                  </w:r>
+                </w:p>
+              </w:tc>
+              <w:tc>
+                <w:tcPr>
+                  <w:tcW w:w="1681" w:type="dxa"/>
+                  <w:tcBorders>
+                    <w:top w:val="single" w:color="000000" w:sz="8" w:space="0"/>
+                    <w:left w:val="single" w:color="000000" w:sz="8" w:space="0"/>
+                    <w:bottom w:val="single" w:color="000000" w:sz="8" w:space="0"/>
+                    <w:right w:val="single" w:color="000000" w:sz="8" w:space="0"/>
+                  </w:tcBorders>
+                  <w:tcMar>
+                    <w:top w:w="90" w:type="dxa"/>
+                    <w:left w:w="120" w:type="dxa"/>
+                    <w:bottom w:w="90" w:type="dxa"/>
+                    <w:right w:w="120" w:type="dxa"/>
+                  </w:tcMar>
+                  <w:vAlign w:val="center"/>
+                </w:tcPr>
+                <w:p>
+                  <w:pPr>
+                    <w:spacing w:after="0" w:line="276" w:lineRule="auto"/>
+                    <w:jc w:val="left"/>
+                  </w:pPr>
+                  <w:r>
+                    <w:rPr>
+                      <w:rFonts w:ascii="宋体" w:hAnsi="宋体" w:eastAsia="宋体"/>
+                      <w:b w:val="0"/>
+                      <w:sz w:val="19"/>
+                    </w:rPr>
+                    <w:t>status 枚举控制流转，DeletedAt 支持软删除</w:t>
+                  </w:r>
+                </w:p>
+              </w:tc>
+            </w:tr>
+            <w:tr>
+              <w:trPr>
+                <w:jc w:val="center"/>
+              </w:trPr>
+              <w:tc>
+                <w:tcPr>
+                  <w:tcW w:w="1681" w:type="dxa"/>
+                  <w:tcBorders>
+                    <w:top w:val="single" w:color="000000" w:sz="8" w:space="0"/>
+                    <w:left w:val="single" w:color="000000" w:sz="8" w:space="0"/>
+                    <w:bottom w:val="single" w:color="000000" w:sz="8" w:space="0"/>
+                    <w:right w:val="single" w:color="000000" w:sz="8" w:space="0"/>
+                  </w:tcBorders>
+                  <w:tcMar>
+                    <w:top w:w="90" w:type="dxa"/>
+                    <w:left w:w="120" w:type="dxa"/>
+                    <w:bottom w:w="90" w:type="dxa"/>
+                    <w:right w:w="120" w:type="dxa"/>
+                  </w:tcMar>
+                  <w:vAlign w:val="center"/>
+                </w:tcPr>
+                <w:p>
+                  <w:pPr>
+                    <w:spacing w:after="0" w:line="276" w:lineRule="auto"/>
+                    <w:jc w:val="center"/>
+                  </w:pPr>
+                  <w:r>
+                    <w:rPr>
+                      <w:rFonts w:ascii="宋体" w:hAnsi="宋体" w:eastAsia="宋体"/>
+                      <w:b w:val="0"/>
+                      <w:sz w:val="19"/>
+                    </w:rPr>
+                    <w:t>attachments</w:t>
+                  </w:r>
+                </w:p>
+              </w:tc>
+              <w:tc>
+                <w:tcPr>
+                  <w:tcW w:w="1681" w:type="dxa"/>
+                  <w:tcBorders>
+                    <w:top w:val="single" w:color="000000" w:sz="8" w:space="0"/>
+                    <w:left w:val="single" w:color="000000" w:sz="8" w:space="0"/>
+                    <w:bottom w:val="single" w:color="000000" w:sz="8" w:space="0"/>
+                    <w:right w:val="single" w:color="000000" w:sz="8" w:space="0"/>
+                  </w:tcBorders>
+                  <w:tcMar>
+                    <w:top w:w="90" w:type="dxa"/>
+                    <w:left w:w="120" w:type="dxa"/>
+                    <w:bottom w:w="90" w:type="dxa"/>
+                    <w:right w:w="120" w:type="dxa"/>
+                  </w:tcMar>
+                  <w:vAlign w:val="center"/>
+                </w:tcPr>
+                <w:p>
+                  <w:pPr>
+                    <w:spacing w:after="0" w:line="276" w:lineRule="auto"/>
+                    <w:jc w:val="left"/>
+                  </w:pPr>
+                  <w:r>
+                    <w:rPr>
+                      <w:rFonts w:ascii="宋体" w:hAnsi="宋体" w:eastAsia="宋体"/>
+                      <w:b w:val="0"/>
+                      <w:sz w:val="19"/>
+                    </w:rPr>
+                    <w:t>id, file_url, invoice_id, tenant_id</w:t>
+                  </w:r>
+                </w:p>
+              </w:tc>
+              <w:tc>
+                <w:tcPr>
+                  <w:tcW w:w="1681" w:type="dxa"/>
+                  <w:tcBorders>
+                    <w:top w:val="single" w:color="000000" w:sz="8" w:space="0"/>
+                    <w:left w:val="single" w:color="000000" w:sz="8" w:space="0"/>
+                    <w:bottom w:val="single" w:color="000000" w:sz="8" w:space="0"/>
+                    <w:right w:val="single" w:color="000000" w:sz="8" w:space="0"/>
+                  </w:tcBorders>
+                  <w:tcMar>
+                    <w:top w:w="90" w:type="dxa"/>
+                    <w:left w:w="120" w:type="dxa"/>
+                    <w:bottom w:w="90" w:type="dxa"/>
+                    <w:right w:w="120" w:type="dxa"/>
+                  </w:tcMar>
+                  <w:vAlign w:val="center"/>
+                </w:tcPr>
+                <w:p>
+                  <w:pPr>
+                    <w:spacing w:after="0" w:line="276" w:lineRule="auto"/>
+                    <w:jc w:val="left"/>
+                  </w:pPr>
+                  <w:r>
+                    <w:rPr>
+                      <w:rFonts w:ascii="宋体" w:hAnsi="宋体" w:eastAsia="宋体"/>
+                      <w:b w:val="0"/>
+                      <w:sz w:val="19"/>
+                    </w:rPr>
+                    <w:t>保存发票原图和 OCR 附件</w:t>
+                  </w:r>
+                </w:p>
+              </w:tc>
+              <w:tc>
+                <w:tcPr>
+                  <w:tcW w:w="1681" w:type="dxa"/>
+                  <w:tcBorders>
+                    <w:top w:val="single" w:color="000000" w:sz="8" w:space="0"/>
+                    <w:left w:val="single" w:color="000000" w:sz="8" w:space="0"/>
+                    <w:bottom w:val="single" w:color="000000" w:sz="8" w:space="0"/>
+                    <w:right w:val="single" w:color="000000" w:sz="8" w:space="0"/>
+                  </w:tcBorders>
+                  <w:tcMar>
+                    <w:top w:w="90" w:type="dxa"/>
+                    <w:left w:w="120" w:type="dxa"/>
+                    <w:bottom w:w="90" w:type="dxa"/>
+                    <w:right w:w="120" w:type="dxa"/>
+                  </w:tcMar>
+                  <w:vAlign w:val="center"/>
+                </w:tcPr>
+                <w:p>
+                  <w:pPr>
+                    <w:spacing w:after="0" w:line="276" w:lineRule="auto"/>
+                    <w:jc w:val="left"/>
+                  </w:pPr>
+                  <w:r>
+                    <w:rPr>
+                      <w:rFonts w:ascii="宋体" w:hAnsi="宋体" w:eastAsia="宋体"/>
+                      <w:b w:val="0"/>
+                      <w:sz w:val="19"/>
+                    </w:rPr>
+                    <w:t>invoice_id 与发票记录关联</w:t>
+                  </w:r>
+                </w:p>
+              </w:tc>
+            </w:tr>
+            <w:tr>
+              <w:trPr>
+                <w:jc w:val="center"/>
+              </w:trPr>
+              <w:tc>
+                <w:tcPr>
+                  <w:tcW w:w="1681" w:type="dxa"/>
+                  <w:tcBorders>
+                    <w:top w:val="single" w:color="000000" w:sz="8" w:space="0"/>
+                    <w:left w:val="single" w:color="000000" w:sz="8" w:space="0"/>
+                    <w:bottom w:val="single" w:color="000000" w:sz="8" w:space="0"/>
+                    <w:right w:val="single" w:color="000000" w:sz="8" w:space="0"/>
+                  </w:tcBorders>
+                  <w:tcMar>
+                    <w:top w:w="90" w:type="dxa"/>
+                    <w:left w:w="120" w:type="dxa"/>
+                    <w:bottom w:w="90" w:type="dxa"/>
+                    <w:right w:w="120" w:type="dxa"/>
+                  </w:tcMar>
+                  <w:vAlign w:val="center"/>
+                </w:tcPr>
+                <w:p>
+                  <w:pPr>
+                    <w:spacing w:after="0" w:line="276" w:lineRule="auto"/>
+                    <w:jc w:val="center"/>
+                  </w:pPr>
+                  <w:r>
+                    <w:rPr>
+                      <w:rFonts w:ascii="宋体" w:hAnsi="宋体" w:eastAsia="宋体"/>
+                      <w:b w:val="0"/>
+                      <w:sz w:val="19"/>
+                    </w:rPr>
+                    <w:t>reimbursements</w:t>
+                  </w:r>
+                </w:p>
+              </w:tc>
+              <w:tc>
+                <w:tcPr>
+                  <w:tcW w:w="1681" w:type="dxa"/>
+                  <w:tcBorders>
+                    <w:top w:val="single" w:color="000000" w:sz="8" w:space="0"/>
+                    <w:left w:val="single" w:color="000000" w:sz="8" w:space="0"/>
+                    <w:bottom w:val="single" w:color="000000" w:sz="8" w:space="0"/>
+                    <w:right w:val="single" w:color="000000" w:sz="8" w:space="0"/>
+                  </w:tcBorders>
+                  <w:tcMar>
+                    <w:top w:w="90" w:type="dxa"/>
+                    <w:left w:w="120" w:type="dxa"/>
+                    <w:bottom w:w="90" w:type="dxa"/>
+                    <w:right w:w="120" w:type="dxa"/>
+                  </w:tcMar>
+                  <w:vAlign w:val="center"/>
+                </w:tcPr>
+                <w:p>
+                  <w:pPr>
+                    <w:spacing w:after="0" w:line="276" w:lineRule="auto"/>
+                    <w:jc w:val="left"/>
+                  </w:pPr>
+                  <w:r>
+                    <w:rPr>
+                      <w:rFonts w:ascii="宋体" w:hAnsi="宋体" w:eastAsia="宋体"/>
+                      <w:b w:val="0"/>
+                      <w:sz w:val="19"/>
+                    </w:rPr>
+                    <w:t>id, user_id, total_amount, status</w:t>
+                  </w:r>
+                </w:p>
+              </w:tc>
+              <w:tc>
+                <w:tcPr>
+                  <w:tcW w:w="1681" w:type="dxa"/>
+                  <w:tcBorders>
+                    <w:top w:val="single" w:color="000000" w:sz="8" w:space="0"/>
+                    <w:left w:val="single" w:color="000000" w:sz="8" w:space="0"/>
+                    <w:bottom w:val="single" w:color="000000" w:sz="8" w:space="0"/>
+                    <w:right w:val="single" w:color="000000" w:sz="8" w:space="0"/>
+                  </w:tcBorders>
+                  <w:tcMar>
+                    <w:top w:w="90" w:type="dxa"/>
+                    <w:left w:w="120" w:type="dxa"/>
+                    <w:bottom w:w="90" w:type="dxa"/>
+                    <w:right w:w="120" w:type="dxa"/>
+                  </w:tcMar>
+                  <w:vAlign w:val="center"/>
+                </w:tcPr>
+                <w:p>
+                  <w:pPr>
+                    <w:spacing w:after="0" w:line="276" w:lineRule="auto"/>
+                    <w:jc w:val="left"/>
+                  </w:pPr>
+                  <w:r>
+                    <w:rPr>
+                      <w:rFonts w:ascii="宋体" w:hAnsi="宋体" w:eastAsia="宋体"/>
+                      <w:b w:val="0"/>
+                      <w:sz w:val="19"/>
+                    </w:rPr>
+                    <w:t>保存报销单主记录</w:t>
+                  </w:r>
+                </w:p>
+              </w:tc>
+              <w:tc>
+                <w:tcPr>
+                  <w:tcW w:w="1681" w:type="dxa"/>
+                  <w:tcBorders>
+                    <w:top w:val="single" w:color="000000" w:sz="8" w:space="0"/>
+                    <w:left w:val="single" w:color="000000" w:sz="8" w:space="0"/>
+                    <w:bottom w:val="single" w:color="000000" w:sz="8" w:space="0"/>
+                    <w:right w:val="single" w:color="000000" w:sz="8" w:space="0"/>
+                  </w:tcBorders>
+                  <w:tcMar>
+                    <w:top w:w="90" w:type="dxa"/>
+                    <w:left w:w="120" w:type="dxa"/>
+                    <w:bottom w:w="90" w:type="dxa"/>
+                    <w:right w:w="120" w:type="dxa"/>
+                  </w:tcMar>
+                  <w:vAlign w:val="center"/>
+                </w:tcPr>
+                <w:p>
+                  <w:pPr>
+                    <w:spacing w:after="0" w:line="276" w:lineRule="auto"/>
+                    <w:jc w:val="left"/>
+                  </w:pPr>
+                  <w:r>
+                    <w:rPr>
+                      <w:rFonts w:ascii="宋体" w:hAnsi="宋体" w:eastAsia="宋体"/>
+                      <w:b w:val="0"/>
+                      <w:sz w:val="19"/>
+                    </w:rPr>
+                    <w:t>与发票子项形成一对多业务关系</w:t>
+                  </w:r>
+                </w:p>
+              </w:tc>
+            </w:tr>
+          </w:tbl>
+          <w:p>
+            <w:pPr>
+              <w:autoSpaceDE w:val="0"/>
+              <w:autoSpaceDN w:val="0"/>
+              <w:adjustRightInd w:val="0"/>
+              <w:rPr>
+                <w:rFonts w:eastAsia="黑体"/>
+                <w:sz w:val="24"/>
+              </w:rPr>
+            </w:pPr>
+          </w:p>
+        </w:tc>
+      </w:tr>
+      <w:tr>
+        <w:trPr>
+          <w:trHeight w:val="2479" w:hRule="atLeast"/>
+        </w:trPr>
+        <w:tc>
+          <w:tcPr>
+            <w:tcW w:w="9018" w:type="dxa"/>
+            <w:gridSpan w:val="7"/>
+          </w:tcPr>
+          <w:p>
+            <w:pPr>
+              <w:autoSpaceDE w:val="0"/>
+              <w:autoSpaceDN w:val="0"/>
+              <w:adjustRightInd w:val="0"/>
+              <w:rPr>
+                <w:rFonts w:eastAsia="黑体"/>
+                <w:sz w:val="24"/>
+              </w:rPr>
+            </w:pPr>
+            <w:r>
+              <w:rPr>
+                <w:rFonts w:hint="eastAsia" w:eastAsia="黑体"/>
+                <w:sz w:val="24"/>
+              </w:rPr>
+              <w:t>项目实现（如何实现，实现的效果等等）（</w:t>
+            </w:r>
+            <w:r>
+              <w:rPr>
+                <w:rFonts w:eastAsia="黑体"/>
+                <w:sz w:val="24"/>
+              </w:rPr>
+              <w:t>800</w:t>
+            </w:r>
+            <w:r>
+              <w:rPr>
+                <w:rFonts w:hint="eastAsia" w:eastAsia="黑体"/>
+                <w:sz w:val="24"/>
+              </w:rPr>
+              <w:t>字）</w:t>
             </w:r>
           </w:p>
           <w:p>
@@ -1370,18 +2157,26 @@
               <w:adjustRightInd w:val="0"/>
               <w:ind w:firstLine="480" w:firstLineChars="200"/>
               <w:rPr>
+                <w:rFonts w:ascii="宋体" w:hAnsi="宋体" w:eastAsia="宋体" w:cs="宋体"/>
+                <w:sz w:val="24"/>
+                <w:szCs w:val="24"/>
+              </w:rPr>
+            </w:pPr>
+            <w:r>
+              <w:rPr>
                 <w:rFonts w:hint="eastAsia" w:ascii="宋体" w:hAnsi="宋体" w:eastAsia="宋体" w:cs="宋体"/>
                 <w:sz w:val="24"/>
                 <w:szCs w:val="24"/>
               </w:rPr>
-            </w:pPr>
-            <w:r>
-              <w:rPr>
-                <w:rFonts w:hint="eastAsia" w:ascii="宋体" w:hAnsi="宋体" w:eastAsia="宋体" w:cs="宋体"/>
-                <w:sz w:val="24"/>
-                <w:szCs w:val="24"/>
-              </w:rPr>
-              <w:t>AI模块实现基于Python与Flask框架，构建独立的OCR识别服务。系统采用Tesseract作为核心OCR引擎，对上传的发票图片与PDF文件进行文本识别，并针对发票业务场景设计了关键信息解析逻辑，实现对金额、发票号码、开票日期、抬头等字段的自动提取与结构化输出。识别服务以独立进程运行，通过接口与主系统交互，由后端将识别请求发送至消息队列，AI服务从队列中读取任务并返回识别结果，实现异步处理机制，从而避免阻塞主业务流程。</w:t>
+              <w:t>在</w:t>
+            </w:r>
+            <w:r>
+              <w:rPr>
+                <w:rFonts w:ascii="宋体" w:hAnsi="宋体" w:eastAsia="宋体" w:cs="宋体"/>
+                <w:sz w:val="24"/>
+                <w:szCs w:val="24"/>
+              </w:rPr>
+              <w:t>项目实现阶段围绕前端页面、后端接口和 OCR 服务三个方向展开。前端实现了登录页、首页统计看板、发票上传页、我的申请列表、审核任务池、结算归档和系统用户管理等页面。员工上传发票后，系统根据上传方式创建 OCR 单据或手工录入草稿；我的申请列表通过状态标签展示当前进度，并提供详情抽屉和安全删除等闭环交互。</w:t>
             </w:r>
           </w:p>
           <w:p>
@@ -1391,76 +2186,80 @@
               <w:adjustRightInd w:val="0"/>
               <w:ind w:firstLine="480" w:firstLineChars="200"/>
               <w:rPr>
-                <w:rFonts w:eastAsia="黑体"/>
-                <w:sz w:val="24"/>
-              </w:rPr>
-            </w:pPr>
-            <w:r>
-              <w:rPr>
-                <w:rFonts w:hint="eastAsia" w:ascii="宋体" w:hAnsi="宋体" w:eastAsia="宋体" w:cs="宋体"/>
-                <w:sz w:val="24"/>
-                <w:szCs w:val="24"/>
-              </w:rPr>
-              <w:t>系统集成方面，完成了前后端接口对接与联调，确保数据在浏览器端、后端服务与OCR识别模块之间顺畅流转。通过多租户数据隔离设计，实现按企业级维度的数据访问控制。系统在实现完成后进行了功能测试、集成测试、性能测试与安全性测试，验证了系统在并发访问、响应时间与OCR识别准确率等方面均达到预期目标。最终系统顺利完成部署，形成可实际运行的智能财务管理平台，并能够在实际业务环境中支持中小企业的财务管理需求。</w:t>
-            </w:r>
-          </w:p>
-        </w:tc>
-      </w:tr>
-      <w:tr>
-        <w:tblPrEx>
-          <w:tblBorders>
-            <w:top w:val="single" w:color="auto" w:sz="4" w:space="0"/>
-            <w:left w:val="single" w:color="auto" w:sz="4" w:space="0"/>
-            <w:bottom w:val="single" w:color="auto" w:sz="4" w:space="0"/>
-            <w:right w:val="single" w:color="auto" w:sz="4" w:space="0"/>
-            <w:insideH w:val="single" w:color="auto" w:sz="4" w:space="0"/>
-            <w:insideV w:val="single" w:color="auto" w:sz="4" w:space="0"/>
-          </w:tblBorders>
-          <w:tblCellMar>
-            <w:top w:w="0" w:type="dxa"/>
-            <w:left w:w="108" w:type="dxa"/>
-            <w:bottom w:w="0" w:type="dxa"/>
-            <w:right w:w="108" w:type="dxa"/>
-          </w:tblCellMar>
-        </w:tblPrEx>
-        <w:trPr>
-          <w:trHeight w:val="3106" w:hRule="atLeast"/>
-        </w:trPr>
-        <w:tc>
-          <w:tcPr>
-            <w:tcW w:w="9018" w:type="dxa"/>
-            <w:gridSpan w:val="7"/>
-          </w:tcPr>
-          <w:p>
-            <w:pPr>
-              <w:autoSpaceDE w:val="0"/>
-              <w:autoSpaceDN w:val="0"/>
-              <w:adjustRightInd w:val="0"/>
-              <w:rPr>
-                <w:rFonts w:hint="eastAsia" w:eastAsia="黑体"/>
-                <w:sz w:val="24"/>
-              </w:rPr>
-            </w:pPr>
-            <w:r>
-              <w:rPr>
-                <w:rFonts w:hint="eastAsia" w:eastAsia="黑体"/>
-                <w:sz w:val="24"/>
-              </w:rPr>
-              <w:t>项目特色（</w:t>
-            </w:r>
-            <w:r>
-              <w:rPr>
-                <w:rFonts w:eastAsia="黑体"/>
-                <w:sz w:val="24"/>
-              </w:rPr>
-              <w:t>200</w:t>
-            </w:r>
-            <w:r>
-              <w:rPr>
-                <w:rFonts w:hint="eastAsia" w:eastAsia="黑体"/>
-                <w:sz w:val="24"/>
-              </w:rPr>
-              <w:t>字）</w:t>
+                <w:rFonts w:ascii="宋体" w:hAnsi="宋体" w:eastAsia="宋体" w:cs="宋体"/>
+                <w:sz w:val="24"/>
+                <w:szCs w:val="24"/>
+              </w:rPr>
+            </w:pPr>
+            <w:r>
+              <w:rPr>
+                <w:rFonts w:ascii="宋体" w:hAnsi="宋体" w:eastAsia="宋体" w:cs="宋体"/>
+                <w:sz w:val="24"/>
+                <w:szCs w:val="24"/>
+              </w:rPr>
+              <w:t>后端实现了发票上传、OCR 任务发布、发票列表分页查询、单据详情、确认、发布、审核、结算和归档查询等接口。接口层统一从认证中间件读取 user_id、role 和 tenant_id，业务层根据当前用户和单据状态进行访问控制。对于需要保留审计轨迹的数据，GORM 通过 DeletedAt 字段执行软删除。</w:t>
+            </w:r>
+          </w:p>
+          <w:p>
+            <w:pPr>
+              <w:spacing w:after="0" w:line="240" w:lineRule="auto"/>
+              <w:jc w:val="center"/>
+            </w:pPr>
+            <w:r>
+              <w:rPr>
+                <w:rFonts w:ascii="宋体" w:hAnsi="宋体" w:eastAsia="宋体"/>
+              </w:rPr>
+              <w:drawing>
+                <wp:inline distT="0" distB="0" distL="114300" distR="114300">
+                  <wp:extent cx="4607560" cy="2860040"/>
+                  <wp:effectExtent l="0" t="0" r="15240" b="10160"/>
+                  <wp:docPr id="5" name="Picture 5"/>
+                  <wp:cNvGraphicFramePr>
+                    <a:graphicFrameLocks xmlns:a="http://schemas.openxmlformats.org/drawingml/2006/main" noChangeAspect="1"/>
+                  </wp:cNvGraphicFramePr>
+                  <a:graphic xmlns:a="http://schemas.openxmlformats.org/drawingml/2006/main">
+                    <a:graphicData uri="http://schemas.openxmlformats.org/drawingml/2006/picture">
+                      <pic:pic xmlns:pic="http://schemas.openxmlformats.org/drawingml/2006/picture">
+                        <pic:nvPicPr>
+                          <pic:cNvPr id="5" name="Picture 5"/>
+                          <pic:cNvPicPr>
+                            <a:picLocks noChangeAspect="1"/>
+                          </pic:cNvPicPr>
+                        </pic:nvPicPr>
+                        <pic:blipFill>
+                          <a:blip r:embed="rId8"/>
+                          <a:stretch>
+                            <a:fillRect/>
+                          </a:stretch>
+                        </pic:blipFill>
+                        <pic:spPr>
+                          <a:xfrm>
+                            <a:off x="0" y="0"/>
+                            <a:ext cx="4608000" cy="2860138"/>
+                          </a:xfrm>
+                          <a:prstGeom prst="rect">
+                            <a:avLst/>
+                          </a:prstGeom>
+                        </pic:spPr>
+                      </pic:pic>
+                    </a:graphicData>
+                  </a:graphic>
+                </wp:inline>
+              </w:drawing>
+            </w:r>
+          </w:p>
+          <w:p>
+            <w:pPr>
+              <w:spacing w:after="120" w:line="240" w:lineRule="auto"/>
+              <w:jc w:val="center"/>
+            </w:pPr>
+            <w:r>
+              <w:rPr>
+                <w:rFonts w:ascii="黑体" w:hAnsi="黑体" w:eastAsia="黑体"/>
+                <w:b/>
+                <w:sz w:val="21"/>
+              </w:rPr>
+              <w:t>图 5 主要界面示意图</w:t>
             </w:r>
           </w:p>
           <w:p>
@@ -1470,46 +2269,20 @@
               <w:adjustRightInd w:val="0"/>
               <w:ind w:firstLine="480" w:firstLineChars="200"/>
               <w:rPr>
-                <w:rFonts w:hint="eastAsia" w:eastAsia="黑体"/>
-                <w:sz w:val="24"/>
-              </w:rPr>
-            </w:pPr>
-            <w:r>
-              <w:rPr>
                 <w:rFonts w:ascii="宋体" w:hAnsi="宋体" w:eastAsia="宋体" w:cs="宋体"/>
                 <w:sz w:val="24"/>
                 <w:szCs w:val="24"/>
               </w:rPr>
-              <w:t>AstraFlow项目在整体设计与实现过程中展现出明显的技术与应用特色。首先，在技术集成方面，将Go后端、Vue 3前端与Python AI模块有效融合，形成完整的跨语言、多框架协同系统。其次，在业务模式上采用多租户SaaS架构，支持企业级用户与个人用户共存，并实现安全的数据隔离机制。再次，在AI应用层面，通过OCR技术实现发票信息的自动识别与录入，大幅减少人工操作，提高财务处理自动化与智能化水平。此外，系统采用模块化与前后端分离架构设计，支持功能扩展与后续升级，具有良好的可维护性与扩展性。整体而言，项目兼具创新性、实用性与前瞻性，具有较高的工程与应用价值。</w:t>
-            </w:r>
-          </w:p>
-        </w:tc>
-      </w:tr>
-      <w:tr>
-        <w:tblPrEx>
-          <w:tblBorders>
-            <w:top w:val="single" w:color="auto" w:sz="4" w:space="0"/>
-            <w:left w:val="single" w:color="auto" w:sz="4" w:space="0"/>
-            <w:bottom w:val="single" w:color="auto" w:sz="4" w:space="0"/>
-            <w:right w:val="single" w:color="auto" w:sz="4" w:space="0"/>
-            <w:insideH w:val="single" w:color="auto" w:sz="4" w:space="0"/>
-            <w:insideV w:val="single" w:color="auto" w:sz="4" w:space="0"/>
-          </w:tblBorders>
-          <w:tblCellMar>
-            <w:top w:w="0" w:type="dxa"/>
-            <w:left w:w="108" w:type="dxa"/>
-            <w:bottom w:w="0" w:type="dxa"/>
-            <w:right w:w="108" w:type="dxa"/>
-          </w:tblCellMar>
-        </w:tblPrEx>
-        <w:trPr>
-          <w:trHeight w:val="2651" w:hRule="atLeast"/>
-        </w:trPr>
-        <w:tc>
-          <w:tcPr>
-            <w:tcW w:w="9018" w:type="dxa"/>
-            <w:gridSpan w:val="7"/>
-          </w:tcPr>
+            </w:pPr>
+            <w:r>
+              <w:rPr>
+                <w:rFonts w:ascii="宋体" w:hAnsi="宋体" w:eastAsia="宋体" w:cs="宋体"/>
+                <w:sz w:val="24"/>
+                <w:szCs w:val="24"/>
+              </w:rPr>
+              <w:t>关键代码片段</w:t>
+            </w:r>
+          </w:p>
           <w:p>
             <w:pPr>
               <w:autoSpaceDE w:val="0"/>
@@ -1522,10 +2295,176 @@
             </w:pPr>
             <w:r>
               <w:rPr>
+                <w:rFonts w:ascii="宋体" w:hAnsi="宋体" w:eastAsia="宋体" w:cs="宋体"/>
+                <w:sz w:val="24"/>
+                <w:szCs w:val="24"/>
+              </w:rPr>
+              <w:t>func (s *InvoiceService) DeleteInvoice(id, userID int64) error {</w:t>
+            </w:r>
+            <w:r>
+              <w:rPr>
+                <w:rFonts w:ascii="宋体" w:hAnsi="宋体" w:eastAsia="宋体" w:cs="宋体"/>
+                <w:sz w:val="24"/>
+                <w:szCs w:val="24"/>
+              </w:rPr>
+              <w:br w:type="textWrapping"/>
+            </w:r>
+            <w:r>
+              <w:rPr>
+                <w:rFonts w:ascii="宋体" w:hAnsi="宋体" w:eastAsia="宋体" w:cs="宋体"/>
+                <w:sz w:val="24"/>
+                <w:szCs w:val="24"/>
+              </w:rPr>
+              <w:t xml:space="preserve">    invoice, err := s.repo.GetByID(id)</w:t>
+            </w:r>
+            <w:r>
+              <w:rPr>
+                <w:rFonts w:ascii="宋体" w:hAnsi="宋体" w:eastAsia="宋体" w:cs="宋体"/>
+                <w:sz w:val="24"/>
+                <w:szCs w:val="24"/>
+              </w:rPr>
+              <w:br w:type="textWrapping"/>
+            </w:r>
+            <w:r>
+              <w:rPr>
+                <w:rFonts w:ascii="宋体" w:hAnsi="宋体" w:eastAsia="宋体" w:cs="宋体"/>
+                <w:sz w:val="24"/>
+                <w:szCs w:val="24"/>
+              </w:rPr>
+              <w:t xml:space="preserve">    if err != nil { return err }</w:t>
+            </w:r>
+            <w:r>
+              <w:rPr>
+                <w:rFonts w:ascii="宋体" w:hAnsi="宋体" w:eastAsia="宋体" w:cs="宋体"/>
+                <w:sz w:val="24"/>
+                <w:szCs w:val="24"/>
+              </w:rPr>
+              <w:br w:type="textWrapping"/>
+            </w:r>
+            <w:r>
+              <w:rPr>
+                <w:rFonts w:ascii="宋体" w:hAnsi="宋体" w:eastAsia="宋体" w:cs="宋体"/>
+                <w:sz w:val="24"/>
+                <w:szCs w:val="24"/>
+              </w:rPr>
+              <w:t xml:space="preserve">    if invoice.UserID != userID { return ErrForbidden }</w:t>
+            </w:r>
+            <w:r>
+              <w:rPr>
+                <w:rFonts w:ascii="宋体" w:hAnsi="宋体" w:eastAsia="宋体" w:cs="宋体"/>
+                <w:sz w:val="24"/>
+                <w:szCs w:val="24"/>
+              </w:rPr>
+              <w:br w:type="textWrapping"/>
+            </w:r>
+            <w:r>
+              <w:rPr>
+                <w:rFonts w:ascii="宋体" w:hAnsi="宋体" w:eastAsia="宋体" w:cs="宋体"/>
+                <w:sz w:val="24"/>
+                <w:szCs w:val="24"/>
+              </w:rPr>
+              <w:t xml:space="preserve">    if invoice.Status != StatusUnconfirmed &amp;&amp; invoice.Status != StatusDraft {</w:t>
+            </w:r>
+            <w:r>
+              <w:rPr>
+                <w:rFonts w:ascii="宋体" w:hAnsi="宋体" w:eastAsia="宋体" w:cs="宋体"/>
+                <w:sz w:val="24"/>
+                <w:szCs w:val="24"/>
+              </w:rPr>
+              <w:br w:type="textWrapping"/>
+            </w:r>
+            <w:r>
+              <w:rPr>
+                <w:rFonts w:ascii="宋体" w:hAnsi="宋体" w:eastAsia="宋体" w:cs="宋体"/>
+                <w:sz w:val="24"/>
+                <w:szCs w:val="24"/>
+              </w:rPr>
+              <w:t xml:space="preserve">        return ErrInvalidStatus</w:t>
+            </w:r>
+            <w:r>
+              <w:rPr>
+                <w:rFonts w:ascii="宋体" w:hAnsi="宋体" w:eastAsia="宋体" w:cs="宋体"/>
+                <w:sz w:val="24"/>
+                <w:szCs w:val="24"/>
+              </w:rPr>
+              <w:br w:type="textWrapping"/>
+            </w:r>
+            <w:r>
+              <w:rPr>
+                <w:rFonts w:ascii="宋体" w:hAnsi="宋体" w:eastAsia="宋体" w:cs="宋体"/>
+                <w:sz w:val="24"/>
+                <w:szCs w:val="24"/>
+              </w:rPr>
+              <w:t xml:space="preserve">    }</w:t>
+            </w:r>
+            <w:r>
+              <w:rPr>
+                <w:rFonts w:ascii="宋体" w:hAnsi="宋体" w:eastAsia="宋体" w:cs="宋体"/>
+                <w:sz w:val="24"/>
+                <w:szCs w:val="24"/>
+              </w:rPr>
+              <w:br w:type="textWrapping"/>
+            </w:r>
+            <w:r>
+              <w:rPr>
+                <w:rFonts w:ascii="宋体" w:hAnsi="宋体" w:eastAsia="宋体" w:cs="宋体"/>
+                <w:sz w:val="24"/>
+                <w:szCs w:val="24"/>
+              </w:rPr>
+              <w:t xml:space="preserve">    return s.repo.Delete(id)</w:t>
+            </w:r>
+            <w:r>
+              <w:rPr>
+                <w:rFonts w:ascii="宋体" w:hAnsi="宋体" w:eastAsia="宋体" w:cs="宋体"/>
+                <w:sz w:val="24"/>
+                <w:szCs w:val="24"/>
+              </w:rPr>
+              <w:br w:type="textWrapping"/>
+            </w:r>
+            <w:r>
+              <w:rPr>
+                <w:rFonts w:ascii="宋体" w:hAnsi="宋体" w:eastAsia="宋体" w:cs="宋体"/>
+                <w:sz w:val="24"/>
+                <w:szCs w:val="24"/>
+              </w:rPr>
+              <w:t>}</w:t>
+            </w:r>
+            <w:r>
+              <w:rPr>
+                <w:rFonts w:ascii="Courier New" w:hAnsi="Courier New" w:eastAsia="Courier New"/>
+                <w:b w:val="0"/>
+                <w:sz w:val="18"/>
+              </w:rPr>
+              <w:br w:type="textWrapping"/>
+            </w:r>
+          </w:p>
+        </w:tc>
+      </w:tr>
+      <w:tr>
+        <w:trPr>
+          <w:trHeight w:val="3106" w:hRule="atLeast"/>
+        </w:trPr>
+        <w:tc>
+          <w:tcPr>
+            <w:tcW w:w="9018" w:type="dxa"/>
+            <w:gridSpan w:val="7"/>
+          </w:tcPr>
+          <w:p>
+            <w:pPr>
+              <w:autoSpaceDE w:val="0"/>
+              <w:autoSpaceDN w:val="0"/>
+              <w:adjustRightInd w:val="0"/>
+              <w:rPr>
                 <w:rFonts w:hint="eastAsia" w:eastAsia="黑体"/>
                 <w:sz w:val="24"/>
               </w:rPr>
-              <w:t>总结（</w:t>
+            </w:pPr>
+            <w:r>
+              <w:rPr>
+                <w:rFonts w:hint="eastAsia" w:eastAsia="黑体"/>
+                <w:sz w:val="24"/>
+              </w:rPr>
+              <w:t>项目特色（</w:t>
             </w:r>
             <w:r>
               <w:rPr>
@@ -1549,7 +2488,7 @@
               <w:adjustRightInd w:val="0"/>
               <w:ind w:firstLine="480" w:firstLineChars="200"/>
               <w:rPr>
-                <w:rFonts w:eastAsia="黑体"/>
+                <w:rFonts w:hint="eastAsia" w:eastAsia="黑体"/>
                 <w:sz w:val="24"/>
               </w:rPr>
             </w:pPr>
@@ -1559,28 +2498,75 @@
                 <w:sz w:val="24"/>
                 <w:szCs w:val="24"/>
               </w:rPr>
-              <w:t>总体来看，AstraFlow智能财务管理系统成功实现了预期的设计目标与应用功能。系统基于多租户架构完成了用户管理、发票管理、财务分析与报销流程管理等核心模块的开发，并通过OCR技术实现发票自动识别，显著提升财务数据录入效率与准确性。在技术上，项目综合运用了前后端分离、消息队列、容器化部署与AI服务集成等关键技术，展示了较强的系统设计与实现能力。在应用层面，系统面向中小企业的实际需求，能够有效支持企业财务管理数字化与智能化升级，具有良好的推广与扩展价值。通过本项目的实施，不仅验证了相关技术方案的可行性，也积累了多租户架构与AI技术集成系统开发的实践经验，为后续进一步研究与优化奠定了基础。</w:t>
+              <w:t>AstraFlow项目在整体设计与实现过程中展现出明显的技术与应用特色。首先，在技术集成方面，将Go后端、Vue 3前端与Python AI模块有效融合，形成完整的跨语言、多框架协同系统。其次，在业务模式上采用多租户SaaS架构，支持企业级用户与个人用户共存，并实现安全的数据隔离机制。再次，在AI应用层面，通过OCR技术实现发票信息的自动识别与录入，大幅减少人工操作，提高财务处理自动化与智能化水平。此外，系统采用模块化与前后端分离架构设计，支持功能扩展与后续升级，具有良好的可维护性与扩展性。整体而言，项目兼具创新性、实用性与前瞻性，具有较高的工程与应用价值。</w:t>
             </w:r>
           </w:p>
         </w:tc>
       </w:tr>
       <w:tr>
-        <w:tblPrEx>
-          <w:tblBorders>
-            <w:top w:val="single" w:color="auto" w:sz="4" w:space="0"/>
-            <w:left w:val="single" w:color="auto" w:sz="4" w:space="0"/>
-            <w:bottom w:val="single" w:color="auto" w:sz="4" w:space="0"/>
-            <w:right w:val="single" w:color="auto" w:sz="4" w:space="0"/>
-            <w:insideH w:val="single" w:color="auto" w:sz="4" w:space="0"/>
-            <w:insideV w:val="single" w:color="auto" w:sz="4" w:space="0"/>
-          </w:tblBorders>
-          <w:tblCellMar>
-            <w:top w:w="0" w:type="dxa"/>
-            <w:left w:w="108" w:type="dxa"/>
-            <w:bottom w:w="0" w:type="dxa"/>
-            <w:right w:w="108" w:type="dxa"/>
-          </w:tblCellMar>
-        </w:tblPrEx>
+        <w:trPr>
+          <w:trHeight w:val="2651" w:hRule="atLeast"/>
+        </w:trPr>
+        <w:tc>
+          <w:tcPr>
+            <w:tcW w:w="9018" w:type="dxa"/>
+            <w:gridSpan w:val="7"/>
+          </w:tcPr>
+          <w:p>
+            <w:pPr>
+              <w:autoSpaceDE w:val="0"/>
+              <w:autoSpaceDN w:val="0"/>
+              <w:adjustRightInd w:val="0"/>
+              <w:rPr>
+                <w:rFonts w:eastAsia="黑体"/>
+                <w:sz w:val="24"/>
+              </w:rPr>
+            </w:pPr>
+            <w:r>
+              <w:rPr>
+                <w:rFonts w:hint="eastAsia" w:eastAsia="黑体"/>
+                <w:sz w:val="24"/>
+              </w:rPr>
+              <w:t>总结（</w:t>
+            </w:r>
+            <w:r>
+              <w:rPr>
+                <w:rFonts w:eastAsia="黑体"/>
+                <w:sz w:val="24"/>
+              </w:rPr>
+              <w:t>200</w:t>
+            </w:r>
+            <w:r>
+              <w:rPr>
+                <w:rFonts w:hint="eastAsia" w:eastAsia="黑体"/>
+                <w:sz w:val="24"/>
+              </w:rPr>
+              <w:t>字）</w:t>
+            </w:r>
+          </w:p>
+          <w:p>
+            <w:pPr>
+              <w:autoSpaceDE w:val="0"/>
+              <w:autoSpaceDN w:val="0"/>
+              <w:adjustRightInd w:val="0"/>
+              <w:ind w:firstLine="480" w:firstLineChars="200"/>
+              <w:rPr>
+                <w:rFonts w:eastAsia="黑体"/>
+                <w:sz w:val="24"/>
+              </w:rPr>
+            </w:pPr>
+            <w:r>
+              <w:rPr>
+                <w:rFonts w:ascii="宋体" w:hAnsi="宋体" w:eastAsia="宋体" w:cs="宋体"/>
+                <w:sz w:val="24"/>
+                <w:szCs w:val="24"/>
+              </w:rPr>
+              <w:t>总体来看，AstraFlow智能财务管理系统成功实现了预期的设计目标与应用功能。系统基于多租户架构完成了用户管理、发票管理、财务分析与报销流程管理等核心模块的开发，并通过OCR技术实现发票自动识别，显著提升财务数据录入效率与准确性。在技术上，项目综合运用了前后端分离、消息队列、容器化部署与AI服务集成等关键技术，展示了较强的系统设计与实现能力。在应用层面，系统面向中小企业的实际需求，能够有效支持企业财务管理数字化与智能化升级，具有良好的推广与扩展价值。通过本项目的实施，不仅验证了相关技术方案的可行性，也积累了多租户架构与AI技术集成系统开发的实践经验，为后续进一步研究与优化奠定了基础。</w:t>
+            </w:r>
+          </w:p>
+        </w:tc>
+      </w:tr>
+      <w:tr>
         <w:trPr>
           <w:trHeight w:val="2322" w:hRule="atLeast"/>
         </w:trPr>
@@ -1971,7 +2957,7 @@
     <w:lsdException w:uiPriority="0" w:name="Table Web 2"/>
     <w:lsdException w:uiPriority="0" w:name="Table Web 3"/>
     <w:lsdException w:qFormat="1" w:unhideWhenUsed="0" w:uiPriority="0" w:semiHidden="0" w:name="Balloon Text"/>
-    <w:lsdException w:uiPriority="0" w:name="Table Grid"/>
+    <w:lsdException w:unhideWhenUsed="0" w:uiPriority="59" w:semiHidden="0" w:name="Table Grid"/>
     <w:lsdException w:uiPriority="0" w:name="Table Theme"/>
     <w:lsdException w:unhideWhenUsed="0" w:uiPriority="60" w:semiHidden="0" w:name="Light Shading"/>
     <w:lsdException w:unhideWhenUsed="0" w:uiPriority="61" w:semiHidden="0" w:name="Light List"/>
@@ -2088,7 +3074,7 @@
       <w:lang w:val="en-US" w:eastAsia="zh-CN" w:bidi="ar-SA"/>
     </w:rPr>
   </w:style>
-  <w:style w:type="character" w:default="1" w:styleId="7">
+  <w:style w:type="character" w:default="1" w:styleId="8">
     <w:name w:val="Default Paragraph Font"/>
     <w:semiHidden/>
     <w:unhideWhenUsed/>
@@ -2113,7 +3099,7 @@
   <w:style w:type="paragraph" w:styleId="2">
     <w:name w:val="Balloon Text"/>
     <w:basedOn w:val="1"/>
-    <w:link w:val="18"/>
+    <w:link w:val="19"/>
     <w:qFormat/>
     <w:uiPriority w:val="0"/>
     <w:rPr>
@@ -2173,27 +3159,51 @@
       <w:sz w:val="24"/>
     </w:rPr>
   </w:style>
-  <w:style w:type="character" w:styleId="8">
+  <w:style w:type="table" w:styleId="7">
+    <w:name w:val="Table Grid"/>
+    <w:basedOn w:val="6"/>
+    <w:uiPriority w:val="59"/>
+    <w:pPr>
+      <w:spacing w:after="0" w:line="240" w:lineRule="auto"/>
+    </w:pPr>
+    <w:tblPr>
+      <w:tblBorders>
+        <w:top w:val="single" w:color="auto" w:sz="4" w:space="0"/>
+        <w:left w:val="single" w:color="auto" w:sz="4" w:space="0"/>
+        <w:bottom w:val="single" w:color="auto" w:sz="4" w:space="0"/>
+        <w:right w:val="single" w:color="auto" w:sz="4" w:space="0"/>
+        <w:insideH w:val="single" w:color="auto" w:sz="4" w:space="0"/>
+        <w:insideV w:val="single" w:color="auto" w:sz="4" w:space="0"/>
+      </w:tblBorders>
+      <w:tblCellMar>
+        <w:top w:w="0" w:type="dxa"/>
+        <w:left w:w="108" w:type="dxa"/>
+        <w:bottom w:w="0" w:type="dxa"/>
+        <w:right w:w="108" w:type="dxa"/>
+      </w:tblCellMar>
+    </w:tblPr>
+  </w:style>
+  <w:style w:type="character" w:styleId="9">
     <w:name w:val="Strong"/>
-    <w:basedOn w:val="7"/>
+    <w:basedOn w:val="8"/>
     <w:qFormat/>
     <w:uiPriority w:val="0"/>
     <w:rPr>
       <w:b/>
     </w:rPr>
   </w:style>
-  <w:style w:type="character" w:styleId="9">
+  <w:style w:type="character" w:styleId="10">
     <w:name w:val="page number"/>
-    <w:basedOn w:val="7"/>
+    <w:basedOn w:val="8"/>
     <w:qFormat/>
     <w:uiPriority w:val="0"/>
     <w:rPr>
       <w:rFonts w:cs="Times New Roman"/>
     </w:rPr>
   </w:style>
-  <w:style w:type="character" w:styleId="10">
+  <w:style w:type="character" w:styleId="11">
     <w:name w:val="FollowedHyperlink"/>
-    <w:basedOn w:val="7"/>
+    <w:basedOn w:val="8"/>
     <w:qFormat/>
     <w:uiPriority w:val="0"/>
     <w:rPr>
@@ -2201,27 +3211,27 @@
       <w:u w:val="none"/>
     </w:rPr>
   </w:style>
-  <w:style w:type="character" w:styleId="11">
+  <w:style w:type="character" w:styleId="12">
     <w:name w:val="Emphasis"/>
-    <w:basedOn w:val="7"/>
-    <w:qFormat/>
-    <w:uiPriority w:val="0"/>
-  </w:style>
-  <w:style w:type="character" w:styleId="12">
-    <w:name w:val="HTML Definition"/>
-    <w:basedOn w:val="7"/>
+    <w:basedOn w:val="8"/>
     <w:qFormat/>
     <w:uiPriority w:val="0"/>
   </w:style>
   <w:style w:type="character" w:styleId="13">
-    <w:name w:val="HTML Variable"/>
-    <w:basedOn w:val="7"/>
+    <w:name w:val="HTML Definition"/>
+    <w:basedOn w:val="8"/>
     <w:qFormat/>
     <w:uiPriority w:val="0"/>
   </w:style>
   <w:style w:type="character" w:styleId="14">
+    <w:name w:val="HTML Variable"/>
+    <w:basedOn w:val="8"/>
+    <w:qFormat/>
+    <w:uiPriority w:val="0"/>
+  </w:style>
+  <w:style w:type="character" w:styleId="15">
     <w:name w:val="Hyperlink"/>
-    <w:basedOn w:val="7"/>
+    <w:basedOn w:val="8"/>
     <w:qFormat/>
     <w:uiPriority w:val="0"/>
     <w:rPr>
@@ -2229,9 +3239,9 @@
       <w:u w:val="none"/>
     </w:rPr>
   </w:style>
-  <w:style w:type="character" w:styleId="15">
+  <w:style w:type="character" w:styleId="16">
     <w:name w:val="HTML Code"/>
-    <w:basedOn w:val="7"/>
+    <w:basedOn w:val="8"/>
     <w:qFormat/>
     <w:uiPriority w:val="0"/>
     <w:rPr>
@@ -2239,13 +3249,13 @@
       <w:sz w:val="20"/>
     </w:rPr>
   </w:style>
-  <w:style w:type="character" w:styleId="16">
+  <w:style w:type="character" w:styleId="17">
     <w:name w:val="HTML Cite"/>
-    <w:basedOn w:val="7"/>
+    <w:basedOn w:val="8"/>
     <w:qFormat/>
     <w:uiPriority w:val="0"/>
   </w:style>
-  <w:style w:type="paragraph" w:customStyle="1" w:styleId="17">
+  <w:style w:type="paragraph" w:customStyle="1" w:styleId="18">
     <w:name w:val="表标题"/>
     <w:basedOn w:val="1"/>
     <w:next w:val="1"/>
@@ -2263,9 +3273,9 @@
       <w:sz w:val="24"/>
     </w:rPr>
   </w:style>
-  <w:style w:type="character" w:customStyle="1" w:styleId="18">
+  <w:style w:type="character" w:customStyle="1" w:styleId="19">
     <w:name w:val="批注框文本 Char"/>
-    <w:basedOn w:val="7"/>
+    <w:basedOn w:val="8"/>
     <w:link w:val="2"/>
     <w:qFormat/>
     <w:uiPriority w:val="0"/>
